--- a/src/content/bios/Hammarskjöld-D 2025.docx
+++ b/src/content/bios/Hammarskjöld-D 2025.docx
@@ -1,6 +1,6 @@
 
 <file path=word/document.xml><?xml version="1.0" encoding="utf-8"?>
-<w:document xmlns:wpc="http://schemas.microsoft.com/office/word/2010/wordprocessingCanvas" xmlns:cx="http://schemas.microsoft.com/office/drawing/2014/chartex" xmlns:cx1="http://schemas.microsoft.com/office/drawing/2015/9/8/chartex" xmlns:cx2="http://schemas.microsoft.com/office/drawing/2015/10/21/chartex" xmlns:cx3="http://schemas.microsoft.com/office/drawing/2016/5/9/chartex" xmlns:cx4="http://schemas.microsoft.com/office/drawing/2016/5/10/chartex" xmlns:cx5="http://schemas.microsoft.com/office/drawing/2016/5/11/chartex" xmlns:cx6="http://schemas.microsoft.com/office/drawing/2016/5/12/chartex" xmlns:cx7="http://schemas.microsoft.com/office/drawing/2016/5/13/chartex" xmlns:cx8="http://schemas.microsoft.com/office/drawing/2016/5/14/chartex" xmlns:mc="http://schemas.openxmlformats.org/markup-compatibility/2006" xmlns:aink="http://schemas.microsoft.com/office/drawing/2016/ink" xmlns:am3d="http://schemas.microsoft.com/office/drawing/2017/model3d" xmlns:o="urn:schemas-microsoft-com:office:office" xmlns:oel="http://schemas.microsoft.com/office/2019/extlst" xmlns:r="http://schemas.openxmlformats.org/officeDocument/2006/relationships" xmlns:m="http://schemas.openxmlformats.org/officeDocument/2006/math" xmlns:v="urn:schemas-microsoft-com:vml" xmlns:wp14="http://schemas.microsoft.com/office/word/2010/wordprocessingDrawing" xmlns:wp="http://schemas.openxmlformats.org/drawingml/2006/wordprocessingDrawing" xmlns:w10="urn:schemas-microsoft-com:office:word" xmlns:w="http://schemas.openxmlformats.org/wordprocessingml/2006/main" xmlns:w14="http://schemas.microsoft.com/office/word/2010/wordml" xmlns:w15="http://schemas.microsoft.com/office/word/2012/wordml" xmlns:w16cex="http://schemas.microsoft.com/office/word/2018/wordml/cex" xmlns:w16cid="http://schemas.microsoft.com/office/word/2016/wordml/cid" xmlns:w16="http://schemas.microsoft.com/office/word/2018/wordml" xmlns:w16du="http://schemas.microsoft.com/office/word/2023/wordml/word16du" xmlns:w16sdtdh="http://schemas.microsoft.com/office/word/2020/wordml/sdtdatahash" xmlns:w16sdtfl="http://schemas.microsoft.com/office/word/2024/wordml/sdtformatlock" xmlns:w16se="http://schemas.microsoft.com/office/word/2015/wordml/symex" xmlns:wpg="http://schemas.microsoft.com/office/word/2010/wordprocessingGroup" xmlns:wpi="http://schemas.microsoft.com/office/word/2010/wordprocessingInk" xmlns:wne="http://schemas.microsoft.com/office/word/2006/wordml" xmlns:wps="http://schemas.microsoft.com/office/word/2010/wordprocessingShape" mc:Ignorable="w14 w15 w16se w16cid w16 w16cex w16sdtdh w16sdtfl w16du wp14">
+<w:document xmlns:wpc="http://schemas.microsoft.com/office/word/2010/wordprocessingCanvas" xmlns:cx="http://schemas.microsoft.com/office/drawing/2014/chartex" xmlns:cx1="http://schemas.microsoft.com/office/drawing/2015/9/8/chartex" xmlns:cx2="http://schemas.microsoft.com/office/drawing/2015/10/21/chartex" xmlns:cx3="http://schemas.microsoft.com/office/drawing/2016/5/9/chartex" xmlns:cx4="http://schemas.microsoft.com/office/drawing/2016/5/10/chartex" xmlns:cx5="http://schemas.microsoft.com/office/drawing/2016/5/11/chartex" xmlns:cx6="http://schemas.microsoft.com/office/drawing/2016/5/12/chartex" xmlns:cx7="http://schemas.microsoft.com/office/drawing/2016/5/13/chartex" xmlns:cx8="http://schemas.microsoft.com/office/drawing/2016/5/14/chartex" xmlns:mc="http://schemas.openxmlformats.org/markup-compatibility/2006" xmlns:m="http://schemas.openxmlformats.org/officeDocument/2006/math" xmlns:aink="http://schemas.microsoft.com/office/drawing/2016/ink" xmlns:am3d="http://schemas.microsoft.com/office/drawing/2017/model3d" xmlns:oel="http://schemas.microsoft.com/office/2019/extlst" xmlns:r="http://schemas.openxmlformats.org/officeDocument/2006/relationships" xmlns:wp14="http://schemas.microsoft.com/office/word/2010/wordprocessingDrawing" xmlns:wp="http://schemas.openxmlformats.org/drawingml/2006/wordprocessingDrawing" xmlns:wpg="http://schemas.microsoft.com/office/word/2010/wordprocessingGroup" xmlns:wpi="http://schemas.microsoft.com/office/word/2010/wordprocessingInk" xmlns:wps="http://schemas.microsoft.com/office/word/2010/wordprocessingShape" xmlns:o="urn:schemas-microsoft-com:office:office" xmlns:v="urn:schemas-microsoft-com:vml" xmlns:w10="urn:schemas-microsoft-com:office:word" xmlns:w="http://schemas.openxmlformats.org/wordprocessingml/2006/main" xmlns:w14="http://schemas.microsoft.com/office/word/2010/wordml" xmlns:w15="http://schemas.microsoft.com/office/word/2012/wordml" xmlns:w16cei="http://schemas.microsoft.com/office/word/2026/wordml/cei" xmlns:w16cex="http://schemas.microsoft.com/office/word/2018/wordml/cex" xmlns:w16cid="http://schemas.microsoft.com/office/word/2016/wordml/cid" xmlns:w16="http://schemas.microsoft.com/office/word/2018/wordml" xmlns:w16sdtdh="http://schemas.microsoft.com/office/word/2020/wordml/sdtdatahash" xmlns:w16sdtfl="http://schemas.microsoft.com/office/word/2024/wordml/sdtformatlock" xmlns:w16se="http://schemas.microsoft.com/office/word/2015/wordml/symex" xmlns:w16du="http://schemas.microsoft.com/office/word/2023/wordml/word16du" xmlns:wne="http://schemas.microsoft.com/office/word/2006/wordml" mc:Ignorable="w14 w15 w16se w16cid w16 w16cex w16sdtdh w16sdtfl w16du wp14">
   <w:body>
     <w:p>
       <w:pPr>
@@ -180,23 +180,14 @@
         <w:jc w:val="both"/>
       </w:pPr>
       <w:r>
-        <w:fldChar w:fldCharType="begin"/>
-      </w:r>
-      <w:r>
-        <w:instrText xml:space="preserve"> INCLUDEPICTURE "/Users/bobreinalda/Library/Group Containers/UBF8T346G9.ms/WebArchiveCopyPasteTempFiles/com.microsoft.Word/hammerskjold.jpg" \* MERGEFORMATINET </w:instrText>
-      </w:r>
-      <w:r>
-        <w:fldChar w:fldCharType="separate"/>
-      </w:r>
-      <w:r>
         <w:rPr>
           <w:noProof/>
         </w:rPr>
         <w:drawing>
-          <wp:inline distT="0" distB="0" distL="0" distR="0" wp14:anchorId="7C415467" wp14:editId="1A27569D">
-            <wp:extent cx="2343150" cy="2975799"/>
+          <wp:inline distT="0" distB="0" distL="0" distR="0" wp14:anchorId="1D0EFA4F" wp14:editId="7CED9A98">
+            <wp:extent cx="2413000" cy="3390900"/>
             <wp:effectExtent l="0" t="0" r="0" b="0"/>
-            <wp:docPr id="1598998225" name="Afbeelding 4" descr="Dag Hjalmar Agne Carl Hammarskjöld"/>
+            <wp:docPr id="1277249536" name="Afbeelding 1"/>
             <wp:cNvGraphicFramePr>
               <a:graphicFrameLocks xmlns:a="http://schemas.openxmlformats.org/drawingml/2006/main" noChangeAspect="1"/>
             </wp:cNvGraphicFramePr>
@@ -204,10 +195,8 @@
               <a:graphicData uri="http://schemas.openxmlformats.org/drawingml/2006/picture">
                 <pic:pic xmlns:pic="http://schemas.openxmlformats.org/drawingml/2006/picture">
                   <pic:nvPicPr>
-                    <pic:cNvPr id="0" name="Picture 7" descr="Dag Hjalmar Agne Carl Hammarskjöld"/>
-                    <pic:cNvPicPr>
-                      <a:picLocks noChangeAspect="1" noChangeArrowheads="1"/>
-                    </pic:cNvPicPr>
+                    <pic:cNvPr id="1277249536" name="Afbeelding 1277249536"/>
+                    <pic:cNvPicPr/>
                   </pic:nvPicPr>
                   <pic:blipFill>
                     <a:blip r:embed="rId7">
@@ -217,23 +206,18 @@
                         </a:ext>
                       </a:extLst>
                     </a:blip>
-                    <a:srcRect/>
                     <a:stretch>
                       <a:fillRect/>
                     </a:stretch>
                   </pic:blipFill>
-                  <pic:spPr bwMode="auto">
+                  <pic:spPr>
                     <a:xfrm>
                       <a:off x="0" y="0"/>
-                      <a:ext cx="2393597" cy="3039867"/>
+                      <a:ext cx="2413000" cy="3390900"/>
                     </a:xfrm>
                     <a:prstGeom prst="rect">
                       <a:avLst/>
                     </a:prstGeom>
-                    <a:noFill/>
-                    <a:ln>
-                      <a:noFill/>
-                    </a:ln>
                   </pic:spPr>
                 </pic:pic>
               </a:graphicData>
@@ -241,26 +225,67 @@
           </wp:inline>
         </w:drawing>
       </w:r>
-      <w:r>
-        <w:fldChar w:fldCharType="end"/>
-      </w:r>
     </w:p>
     <w:p>
-      <w:pPr>
-        <w:jc w:val="both"/>
-      </w:pPr>
       <w:r>
         <w:t xml:space="preserve">Source: </w:t>
       </w:r>
-      <w:hyperlink r:id="rId8" w:history="1">
-        <w:r>
-          <w:rPr>
-            <w:rStyle w:val="Hyperlink"/>
-            <w:u w:val="none"/>
-          </w:rPr>
-          <w:t>www.un.org/sg/en/formersg/dag-hammarskjöld</w:t>
-        </w:r>
-      </w:hyperlink>
+      <w:r>
+        <w:rPr>
+          <w:rFonts w:cs="Times New Roman"/>
+        </w:rPr>
+        <w:t xml:space="preserve">Hammarskjöld, 18 September 1961, </w:t>
+      </w:r>
+      <w:proofErr w:type="spellStart"/>
+      <w:r>
+        <w:rPr>
+          <w:rFonts w:cs="Times New Roman"/>
+        </w:rPr>
+        <w:t>Nationaal</w:t>
+      </w:r>
+      <w:proofErr w:type="spellEnd"/>
+      <w:r>
+        <w:rPr>
+          <w:rFonts w:cs="Times New Roman"/>
+        </w:rPr>
+        <w:t xml:space="preserve"> </w:t>
+      </w:r>
+      <w:proofErr w:type="spellStart"/>
+      <w:r>
+        <w:rPr>
+          <w:rFonts w:cs="Times New Roman"/>
+        </w:rPr>
+        <w:t>Archief</w:t>
+      </w:r>
+      <w:proofErr w:type="spellEnd"/>
+      <w:r>
+        <w:rPr>
+          <w:rFonts w:cs="Times New Roman"/>
+        </w:rPr>
+        <w:t xml:space="preserve">, The Hague, </w:t>
+      </w:r>
+      <w:proofErr w:type="spellStart"/>
+      <w:r>
+        <w:rPr>
+          <w:rFonts w:cs="Times New Roman"/>
+        </w:rPr>
+        <w:t>Fotocollectie</w:t>
+      </w:r>
+      <w:proofErr w:type="spellEnd"/>
+      <w:r>
+        <w:rPr>
+          <w:rFonts w:cs="Times New Roman"/>
+        </w:rPr>
+        <w:t xml:space="preserve"> </w:t>
+      </w:r>
+      <w:proofErr w:type="spellStart"/>
+      <w:r>
+        <w:rPr>
+          <w:rFonts w:cs="Times New Roman"/>
+        </w:rPr>
+        <w:t>Anefo</w:t>
+      </w:r>
+      <w:proofErr w:type="spellEnd"/>
     </w:p>
     <w:p>
       <w:pPr>
@@ -560,7 +585,11 @@
         <w:t>t</w:t>
       </w:r>
       <w:r>
-        <w:t xml:space="preserve">o the Bank for International Settlements in Basel, Switzerland and </w:t>
+        <w:t xml:space="preserve">o the Bank for International Settlements in </w:t>
+      </w:r>
+      <w:r>
+        <w:lastRenderedPageBreak/>
+        <w:t xml:space="preserve">Basel, Switzerland and </w:t>
       </w:r>
       <w:r>
         <w:t xml:space="preserve">had </w:t>
@@ -578,7 +607,6 @@
         <w:t xml:space="preserve"> </w:t>
       </w:r>
       <w:r>
-        <w:lastRenderedPageBreak/>
         <w:t>national</w:t>
       </w:r>
       <w:r>
@@ -1141,14 +1169,14 @@
         <w:t xml:space="preserve">He </w:t>
       </w:r>
       <w:r>
-        <w:t xml:space="preserve">made the Executive Office, headed by American Andrew Cordier, the centre for all work on political matters. </w:t>
-      </w:r>
-      <w:r>
-        <w:t xml:space="preserve">Cordier made Hammarskjöld, fluent in multiple languages, personally greet all staff in New York (3,500), which increased their motivation. Hammarskjöld needed few hours of sleep </w:t>
+        <w:t xml:space="preserve">made the </w:t>
       </w:r>
       <w:r>
         <w:lastRenderedPageBreak/>
-        <w:t xml:space="preserve">and found time for his literary and artistic interests. He engaged museums and artists to contribute art to the UN headquarters and instituted the tradition of annual concerts on UN Day (24 October). </w:t>
+        <w:t xml:space="preserve">Executive Office, headed by American Andrew Cordier, the centre for all work on political matters. </w:t>
+      </w:r>
+      <w:r>
+        <w:t xml:space="preserve">Cordier made Hammarskjöld, fluent in multiple languages, personally greet all staff in New York (3,500), which increased their motivation. Hammarskjöld needed few hours of sleep and found time for his literary and artistic interests. He engaged museums and artists to contribute art to the UN headquarters and instituted the tradition of annual concerts on UN Day (24 October). </w:t>
       </w:r>
       <w:r>
         <w:t xml:space="preserve">Swedish Per Lind became his daily personal assistant and American Ralph Bunche, experienced in armistice agreements and awarded the 1950 Nobel Peace Prize, his assistant and troubleshooter in political work and peacekeeping. </w:t>
@@ -1490,7 +1518,11 @@
         <w:t xml:space="preserve">many </w:t>
       </w:r>
       <w:r>
-        <w:t xml:space="preserve">‘personal and special representatives of the Secretary-General’ (Lipsey 2013: 358). </w:t>
+        <w:t>‘personal and special representatives of the Secretary-</w:t>
+      </w:r>
+      <w:r>
+        <w:lastRenderedPageBreak/>
+        <w:t xml:space="preserve">General’ (Lipsey 2013: 358). </w:t>
       </w:r>
       <w:r>
         <w:t xml:space="preserve">In the winter of 1958-1959 </w:t>
@@ -1505,11 +1537,7 @@
         <w:t xml:space="preserve">major </w:t>
       </w:r>
       <w:r>
-        <w:t xml:space="preserve">countries in South Asia as well as Moscow, where he met with Nikita Khrushchev, given ongoing East-West tensions and distrust between the Soviet Union and the US over nuclear testing and </w:t>
-      </w:r>
-      <w:r>
-        <w:lastRenderedPageBreak/>
-        <w:t xml:space="preserve">military flights over the Arctic. </w:t>
+        <w:t xml:space="preserve">countries in South Asia as well as Moscow, where he met with Nikita Khrushchev, given ongoing East-West tensions and distrust between the Soviet Union and the US over nuclear testing and military flights over the Arctic. </w:t>
       </w:r>
       <w:r>
         <w:t xml:space="preserve">Hammarskjöld had little influence on issues on the agenda such as Laos, the Palestinian refugees and the expulsion of the Dalai Lama from Tibet. </w:t>
@@ -1760,7 +1788,11 @@
         <w:t>UN</w:t>
       </w:r>
       <w:r>
-        <w:t xml:space="preserve"> Hammarskjöld investigation, provided significant information in areas such as probable intercepts by member states of relevant information, the capacity of Katanga, or others, to have conducted a possible attack on Hammarskjöld’s plane and the presence of foreign paramilitary and intelligence personnel in the Ndola area</w:t>
+        <w:t xml:space="preserve"> Hammarskjöld investigation, provided significant information in areas such as probable intercepts by member states of relevant information, the capacity of Katanga, or others, to have conducted a possible </w:t>
+      </w:r>
+      <w:r>
+        <w:lastRenderedPageBreak/>
+        <w:t>attack on Hammarskjöld’s plane and the presence of foreign paramilitary and intelligence personnel in the Ndola area</w:t>
       </w:r>
       <w:r>
         <w:t xml:space="preserve">. Othman is ‘almost certain that specific, crucial and to date undisclosed information exists in the archives of Member States’ </w:t>
@@ -1769,10 +1801,9 @@
         <w:t xml:space="preserve">of the UN </w:t>
       </w:r>
       <w:r>
-        <w:lastRenderedPageBreak/>
         <w:t>(</w:t>
       </w:r>
-      <w:hyperlink r:id="rId9" w:history="1">
+      <w:hyperlink r:id="rId8" w:history="1">
         <w:r>
           <w:rPr>
             <w:rStyle w:val="Hyperlink"/>
@@ -1808,7 +1839,7 @@
       <w:r>
         <w:t xml:space="preserve">Dag Hammarskjöld Collection, Fonds L179, at National Library of Sweden, Stockholm, see </w:t>
       </w:r>
-      <w:hyperlink r:id="rId10" w:history="1">
+      <w:hyperlink r:id="rId9" w:history="1">
         <w:r>
           <w:rPr>
             <w:rStyle w:val="Hyperlink"/>
@@ -1838,7 +1869,7 @@
       <w:r>
         <w:t xml:space="preserve">Oral History Collection, see </w:t>
       </w:r>
-      <w:hyperlink r:id="rId11" w:history="1">
+      <w:hyperlink r:id="rId10" w:history="1">
         <w:r>
           <w:rPr>
             <w:rStyle w:val="Hyperlink"/>
@@ -1862,7 +1893,7 @@
       <w:r>
         <w:t xml:space="preserve">, see </w:t>
       </w:r>
-      <w:hyperlink r:id="rId12" w:history="1">
+      <w:hyperlink r:id="rId11" w:history="1">
         <w:r>
           <w:rPr>
             <w:rStyle w:val="Hyperlink"/>
@@ -2144,7 +2175,7 @@
       <w:r>
         <w:t xml:space="preserve">‘The Nobel Peace Prize 1961: Dag Hammarskjöld’, see </w:t>
       </w:r>
-      <w:hyperlink r:id="rId13" w:history="1">
+      <w:hyperlink r:id="rId12" w:history="1">
         <w:r>
           <w:rPr>
             <w:rStyle w:val="Hyperlink"/>
@@ -2717,7 +2748,15 @@
           <w:i/>
           <w:iCs/>
         </w:rPr>
-        <w:t>Dag Hammarskjöld: A Biography</w:t>
+        <w:t xml:space="preserve">Dag Hammarskjöld: A </w:t>
+      </w:r>
+      <w:r>
+        <w:rPr>
+          <w:i/>
+          <w:iCs/>
+        </w:rPr>
+        <w:lastRenderedPageBreak/>
+        <w:t>Biography</w:t>
       </w:r>
       <w:r>
         <w:t xml:space="preserve">, New York 1969; D. Thorpe. </w:t>
@@ -2790,849 +2829,869 @@
         <w:t>, Charlotteville 1971</w:t>
       </w:r>
       <w:r>
-        <w:t xml:space="preserve">; </w:t>
-      </w:r>
-      <w:r>
+        <w:t xml:space="preserve">; B. Urquhart, </w:t>
+      </w:r>
+      <w:r>
+        <w:rPr>
+          <w:i/>
+          <w:iCs/>
+        </w:rPr>
+        <w:t>Hammarskjöld</w:t>
+      </w:r>
+      <w:r>
+        <w:t xml:space="preserve">, New York 1972; </w:t>
+      </w:r>
+      <w:r>
+        <w:t xml:space="preserve">M.G.K. Nayar, ‘Dag Hammarskjöld and U Thant: The Evolution of Their Office’ in </w:t>
+      </w:r>
+      <w:r>
+        <w:rPr>
+          <w:i/>
+          <w:iCs/>
+        </w:rPr>
+        <w:t>Case Western Reserve Journal of International</w:t>
+      </w:r>
+      <w:r>
+        <w:rPr>
+          <w:i/>
+          <w:iCs/>
+        </w:rPr>
+        <w:t xml:space="preserve"> </w:t>
+      </w:r>
+      <w:r>
+        <w:rPr>
+          <w:i/>
+          <w:iCs/>
+        </w:rPr>
+        <w:t>Law</w:t>
+      </w:r>
+      <w:r>
+        <w:t>, 36, 1974, 36-83; J.G. S</w:t>
+      </w:r>
+      <w:r>
+        <w:t>o</w:t>
+      </w:r>
+      <w:r>
+        <w:t xml:space="preserve">bosan, ‘Politics and Spirituality: A Study of Dag Hammarskjold’ in </w:t>
+      </w:r>
+      <w:r>
+        <w:rPr>
+          <w:i/>
+          <w:iCs/>
+        </w:rPr>
+        <w:t>Cithara</w:t>
+      </w:r>
+      <w:r>
+        <w:t xml:space="preserve">, 14, 1974, 3-12; E.R. Montgomery, </w:t>
+      </w:r>
+      <w:r>
+        <w:rPr>
+          <w:i/>
+          <w:iCs/>
+        </w:rPr>
+        <w:t>Dag Hammarskjöld: Peacemaker for the UN</w:t>
+      </w:r>
+      <w:r>
+        <w:t xml:space="preserve">, Champaign 1975; R. Dayal, </w:t>
+      </w:r>
+      <w:r>
+        <w:rPr>
+          <w:i/>
+          <w:iCs/>
+        </w:rPr>
+        <w:t>Mission for</w:t>
+      </w:r>
+      <w:r>
+        <w:t xml:space="preserve"> </w:t>
+      </w:r>
+      <w:r>
+        <w:rPr>
+          <w:i/>
+          <w:iCs/>
+        </w:rPr>
+        <w:t>Hammarskjöld</w:t>
+      </w:r>
+      <w:r>
+        <w:rPr>
+          <w:i/>
+          <w:iCs/>
+        </w:rPr>
+        <w:t>: The Congo Crisis</w:t>
+      </w:r>
+      <w:r>
+        <w:t xml:space="preserve">, London 1976; </w:t>
+      </w:r>
+      <w:r>
+        <w:t xml:space="preserve">G. </w:t>
+      </w:r>
+      <w:proofErr w:type="spellStart"/>
+      <w:r>
+        <w:t>Möllerst</w:t>
+      </w:r>
+      <w:r>
+        <w:t>e</w:t>
+      </w:r>
+      <w:r>
+        <w:t>dt</w:t>
+      </w:r>
+      <w:proofErr w:type="spellEnd"/>
+      <w:r>
+        <w:t xml:space="preserve">, </w:t>
+      </w:r>
+      <w:r>
+        <w:rPr>
+          <w:i/>
+          <w:iCs/>
+        </w:rPr>
+        <w:t>General Sekretaren</w:t>
+      </w:r>
+      <w:r>
+        <w:t xml:space="preserve">, film Sweden 1980; </w:t>
+      </w:r>
+      <w:r>
+        <w:t>G. Smith, ‘</w:t>
+      </w:r>
+      <w:r>
+        <w:t>Hammarskjöld</w:t>
+      </w:r>
+      <w:r>
+        <w:t xml:space="preserve"> Was Killed by Mercenaries ‘ in </w:t>
+      </w:r>
+      <w:r>
+        <w:rPr>
+          <w:i/>
+          <w:iCs/>
+        </w:rPr>
+        <w:t>Daily Nation</w:t>
+      </w:r>
+      <w:r>
+        <w:t xml:space="preserve"> (Nairobi), 22 May 1980, 17;</w:t>
+      </w:r>
+      <w:r>
+        <w:t xml:space="preserve"> </w:t>
+      </w:r>
+      <w:r>
+        <w:t xml:space="preserve">L.S. Trachtenberg, ‘Dag Hammarskjöld as Leader: A Problem of Definition’ in </w:t>
+      </w:r>
+      <w:r>
+        <w:rPr>
+          <w:i/>
+          <w:iCs/>
+        </w:rPr>
+        <w:t>International Journal</w:t>
+      </w:r>
+      <w:r>
+        <w:t>, 37/4, Autumn 1982, 613-</w:t>
+      </w:r>
+      <w:r>
+        <w:t xml:space="preserve">635; </w:t>
+      </w:r>
+      <w:r>
+        <w:t xml:space="preserve">R.S. Jordan (Ed.), </w:t>
+      </w:r>
+      <w:r>
+        <w:rPr>
+          <w:i/>
+          <w:iCs/>
+        </w:rPr>
+        <w:t xml:space="preserve">Dag </w:t>
+      </w:r>
+      <w:r>
+        <w:rPr>
+          <w:i/>
+          <w:iCs/>
+        </w:rPr>
+        <w:t>Hammarskjöld</w:t>
+      </w:r>
+      <w:r>
+        <w:rPr>
+          <w:i/>
+          <w:iCs/>
+        </w:rPr>
+        <w:t xml:space="preserve"> Revisited: The UN Secretary-General as a Force in World Politics</w:t>
+      </w:r>
+      <w:r>
+        <w:t>, Durham 1983;</w:t>
+      </w:r>
+      <w:r>
+        <w:t xml:space="preserve"> </w:t>
+      </w:r>
+      <w:r>
+        <w:t xml:space="preserve">B. Urquhart, ‘Hammarskjöld, Dag Hjalmar Agne Carl’ in: W.F. Kühl (Ed.), </w:t>
+      </w:r>
+      <w:r>
+        <w:rPr>
+          <w:i/>
+          <w:iCs/>
+        </w:rPr>
+        <w:t>Biographical Dictionary of Internationalists</w:t>
+      </w:r>
+      <w:r>
+        <w:t>, Westport 1983, 318-319;</w:t>
+      </w:r>
+      <w:r>
+        <w:t xml:space="preserve"> </w:t>
+      </w:r>
+      <w:r>
+        <w:t xml:space="preserve">P. </w:t>
+      </w:r>
+      <w:proofErr w:type="spellStart"/>
+      <w:r>
+        <w:t>Wallensteen</w:t>
+      </w:r>
+      <w:proofErr w:type="spellEnd"/>
+      <w:r>
+        <w:t xml:space="preserve">, ‘Routes to Peace – The Thoughts of Dag Hammarskjöld and the Models of Peace Research’ in </w:t>
+      </w:r>
+      <w:r>
+        <w:rPr>
+          <w:i/>
+          <w:iCs/>
+        </w:rPr>
+        <w:t>Current Research on Peace and Violence</w:t>
+      </w:r>
+      <w:r>
+        <w:t xml:space="preserve">, 8, 1985, 161-164; K.R. Gray, ‘United Nations Notebook: The Relationship of Dag Hammarskjöld with the Press’ in </w:t>
+      </w:r>
+      <w:r>
+        <w:rPr>
+          <w:i/>
+          <w:iCs/>
+        </w:rPr>
+        <w:t>Development Dialogue</w:t>
+      </w:r>
+      <w:r>
+        <w:t xml:space="preserve">, 1, 1987, 33-58; B. Urquhart, ‘International Leadership: The Legacy of Dag Hammarskjöld’ in </w:t>
+      </w:r>
+      <w:r>
+        <w:rPr>
+          <w:i/>
+          <w:iCs/>
+        </w:rPr>
+        <w:t>Development Dialogue</w:t>
+      </w:r>
+      <w:r>
+        <w:t xml:space="preserve">, 1/1, 1987, 6-16; G. Smith and C.C. O’Brien, ‘Hammarskjold Plane Crash “No Accident”’ in </w:t>
+      </w:r>
+      <w:r>
+        <w:rPr>
+          <w:i/>
+          <w:iCs/>
+        </w:rPr>
+        <w:t>The Guardian</w:t>
+      </w:r>
+      <w:r>
+        <w:t xml:space="preserve">, 9 November 1992, 18; </w:t>
+      </w:r>
+      <w:r>
+        <w:t xml:space="preserve">M.B. Oren, ‘Ambivalent Adversaries: David Ben-Gurion and Israel vs. the United Nations and Dag Hammarskjöld, 1956-57’ in </w:t>
+      </w:r>
+      <w:r>
+        <w:rPr>
+          <w:i/>
+          <w:iCs/>
+        </w:rPr>
+        <w:t>Journal of Contemporary History</w:t>
+      </w:r>
+      <w:r>
+        <w:t>, 27, 1992, 89-127;</w:t>
+      </w:r>
+      <w:r>
+        <w:t xml:space="preserve"> </w:t>
+      </w:r>
+      <w:r>
+        <w:t xml:space="preserve">D.N. Gibbs, ‘Dag Hammarskjöld, the United Nations, and the Congo Crisis 1960-1: A Reinterpretation’ in </w:t>
+      </w:r>
+      <w:r>
+        <w:rPr>
+          <w:i/>
+          <w:iCs/>
+        </w:rPr>
+        <w:t>Journal of Modern African Studies</w:t>
+      </w:r>
+      <w:r>
+        <w:t xml:space="preserve">, 31/1, 1993, 163-174; B. </w:t>
+      </w:r>
+      <w:proofErr w:type="spellStart"/>
+      <w:r>
+        <w:t>Rösiö</w:t>
+      </w:r>
+      <w:proofErr w:type="spellEnd"/>
+      <w:r>
+        <w:t>, ‘The Ndola Crash and the Death of Dag Hammarskjöld’</w:t>
+      </w:r>
+      <w:r>
+        <w:rPr>
+          <w:i/>
+          <w:iCs/>
+        </w:rPr>
+        <w:t xml:space="preserve"> </w:t>
+      </w:r>
+      <w:r>
+        <w:t xml:space="preserve">in </w:t>
+      </w:r>
+      <w:r>
+        <w:rPr>
+          <w:i/>
+          <w:iCs/>
+        </w:rPr>
+        <w:t>Journal of Modern African Studies</w:t>
+      </w:r>
+      <w:r>
+        <w:t>, 31, 1993, 661-671;</w:t>
+      </w:r>
+      <w:r>
+        <w:t xml:space="preserve"> </w:t>
+      </w:r>
+      <w:r>
+        <w:t xml:space="preserve">S. Meisler, ‘Dateline U.N.: A New Hammarskjöld’ in </w:t>
+      </w:r>
+      <w:r>
+        <w:rPr>
+          <w:i/>
+          <w:iCs/>
+        </w:rPr>
+        <w:t>Foreign Policy</w:t>
+      </w:r>
+      <w:r>
+        <w:t>, 98/1, 1995, 189-197;</w:t>
+      </w:r>
+      <w:r>
+        <w:t xml:space="preserve"> </w:t>
+      </w:r>
+      <w:r>
+        <w:t xml:space="preserve">P. </w:t>
+      </w:r>
+      <w:proofErr w:type="spellStart"/>
+      <w:r>
+        <w:t>Wallensteen</w:t>
+      </w:r>
+      <w:proofErr w:type="spellEnd"/>
+      <w:r>
+        <w:t xml:space="preserve">, </w:t>
+      </w:r>
+      <w:r>
+        <w:rPr>
+          <w:i/>
+          <w:iCs/>
+        </w:rPr>
+        <w:t>Dag Hammarskjöld</w:t>
+      </w:r>
+      <w:r>
+        <w:t xml:space="preserve">, Stockholm 1995; C.F. Hovde, ‘The Dag Hammarskjöld-John Steinbeck Correspondence’ in </w:t>
+      </w:r>
+      <w:r>
+        <w:rPr>
+          <w:i/>
+          <w:iCs/>
+        </w:rPr>
+        <w:t>Development Dialogue</w:t>
+      </w:r>
+      <w:r>
+        <w:t>, 1997/1-2, 97-129;</w:t>
+      </w:r>
+      <w:r>
+        <w:t xml:space="preserve"> </w:t>
+      </w:r>
+      <w:r>
+        <w:t xml:space="preserve">R. Lipsey, ‘Blessed Uneasiness: Dag Hammarskjöld on Conscience’ in </w:t>
+      </w:r>
+      <w:r>
+        <w:rPr>
+          <w:i/>
+          <w:iCs/>
+        </w:rPr>
+        <w:t>Parabola</w:t>
+      </w:r>
+      <w:r>
+        <w:t xml:space="preserve">, 22/3, August 1997, 47-57; B. Thelin, </w:t>
+      </w:r>
+      <w:r>
+        <w:rPr>
+          <w:i/>
+          <w:iCs/>
+        </w:rPr>
+        <w:t>Fostered to Internationalism and Peace: Biographical Notes on UN Secretary-General Dag Hammarskjöld</w:t>
+      </w:r>
+      <w:r>
+        <w:t>, Malmö 1998;</w:t>
+      </w:r>
+      <w:r>
+        <w:t xml:space="preserve"> </w:t>
+      </w:r>
+      <w:r>
+        <w:t xml:space="preserve">M. Fröhlich, ‘A Fully Integrated Vision: Politics and the Arts in the Dag </w:t>
+      </w:r>
+      <w:r>
+        <w:t>Hammarskjöld</w:t>
+      </w:r>
+      <w:r>
+        <w:t xml:space="preserve">-Barbara Hepworth Correspondence’ in </w:t>
+      </w:r>
+      <w:r>
+        <w:rPr>
+          <w:i/>
+          <w:iCs/>
+        </w:rPr>
+        <w:t>Development</w:t>
+      </w:r>
+      <w:r>
+        <w:rPr>
+          <w:i/>
+          <w:iCs/>
+        </w:rPr>
+        <w:t xml:space="preserve"> </w:t>
+      </w:r>
+      <w:r>
+        <w:rPr>
+          <w:i/>
+          <w:iCs/>
+        </w:rPr>
+        <w:t>Dialogue</w:t>
+      </w:r>
+      <w:r>
+        <w:t>, 2001/1, 17-57;</w:t>
+      </w:r>
+      <w:r>
+        <w:t xml:space="preserve"> </w:t>
+      </w:r>
+      <w:r>
+        <w:t xml:space="preserve">P.B. Heller, </w:t>
+      </w:r>
+      <w:r>
+        <w:rPr>
+          <w:i/>
+          <w:iCs/>
+        </w:rPr>
+        <w:t>The United Nations under Dag Hammarskjöld, 1953-1961</w:t>
+      </w:r>
+      <w:r>
+        <w:t>, New York 2001;</w:t>
+      </w:r>
+      <w:r>
+        <w:t xml:space="preserve"> </w:t>
+      </w:r>
+      <w:r>
+        <w:rPr>
+          <w:i/>
+          <w:iCs/>
+        </w:rPr>
+        <w:t xml:space="preserve">Memories of Dag </w:t>
+      </w:r>
+      <w:r>
+        <w:rPr>
+          <w:i/>
+          <w:iCs/>
+        </w:rPr>
+        <w:t>Hammarskjöld</w:t>
+      </w:r>
+      <w:r>
+        <w:rPr>
+          <w:i/>
+          <w:iCs/>
+        </w:rPr>
+        <w:t>: On the 40</w:t>
+      </w:r>
+      <w:r>
+        <w:rPr>
+          <w:i/>
+          <w:iCs/>
+          <w:vertAlign w:val="superscript"/>
+        </w:rPr>
+        <w:t>th</w:t>
+      </w:r>
+      <w:r>
+        <w:rPr>
+          <w:i/>
+          <w:iCs/>
+        </w:rPr>
+        <w:t xml:space="preserve"> Anniversary of his Death</w:t>
+      </w:r>
+      <w:r>
+        <w:t>, New York 2001 (Association of Former International Civil Servants);</w:t>
+      </w:r>
+      <w:r>
+        <w:t xml:space="preserve"> </w:t>
+      </w:r>
+      <w:r>
+        <w:t xml:space="preserve">M.-N. Little (Ed.), </w:t>
+      </w:r>
+      <w:r>
+        <w:rPr>
+          <w:i/>
+          <w:iCs/>
+        </w:rPr>
+        <w:t>The Poet and the Diplomat: The Correspondence of Dag</w:t>
+      </w:r>
+      <w:r>
+        <w:t xml:space="preserve"> </w:t>
+      </w:r>
+      <w:r>
+        <w:rPr>
+          <w:i/>
+          <w:iCs/>
+        </w:rPr>
+        <w:t>Hammarskjöld</w:t>
+      </w:r>
+      <w:r>
+        <w:rPr>
+          <w:i/>
+          <w:iCs/>
+        </w:rPr>
+        <w:t xml:space="preserve"> and Alexis Leger</w:t>
+      </w:r>
+      <w:r>
+        <w:t xml:space="preserve">, </w:t>
+      </w:r>
+      <w:r>
+        <w:t>Syracuse</w:t>
+      </w:r>
+      <w:r>
+        <w:t xml:space="preserve"> 2001;</w:t>
+      </w:r>
+      <w:r>
+        <w:t xml:space="preserve"> </w:t>
+      </w:r>
+      <w:r>
+        <w:t xml:space="preserve">M. Fröhlich, </w:t>
+      </w:r>
+      <w:r>
+        <w:rPr>
+          <w:i/>
+          <w:iCs/>
+        </w:rPr>
+        <w:t xml:space="preserve">Dag Hammarskjöld und die </w:t>
+      </w:r>
+      <w:proofErr w:type="spellStart"/>
+      <w:r>
+        <w:rPr>
+          <w:i/>
+          <w:iCs/>
+        </w:rPr>
+        <w:t>Vereinten</w:t>
+      </w:r>
+      <w:proofErr w:type="spellEnd"/>
+      <w:r>
+        <w:rPr>
+          <w:i/>
+          <w:iCs/>
+        </w:rPr>
+        <w:t xml:space="preserve"> </w:t>
+      </w:r>
+      <w:proofErr w:type="spellStart"/>
+      <w:r>
+        <w:rPr>
+          <w:i/>
+          <w:iCs/>
+        </w:rPr>
+        <w:t>Nationen</w:t>
+      </w:r>
+      <w:proofErr w:type="spellEnd"/>
+      <w:r>
+        <w:rPr>
+          <w:i/>
+          <w:iCs/>
+        </w:rPr>
+        <w:t xml:space="preserve">: Die </w:t>
+      </w:r>
+      <w:proofErr w:type="spellStart"/>
+      <w:r>
+        <w:rPr>
+          <w:i/>
+          <w:iCs/>
+        </w:rPr>
+        <w:t>politische</w:t>
+      </w:r>
+      <w:proofErr w:type="spellEnd"/>
+      <w:r>
+        <w:rPr>
+          <w:i/>
+          <w:iCs/>
+        </w:rPr>
+        <w:t xml:space="preserve"> </w:t>
+      </w:r>
+      <w:proofErr w:type="spellStart"/>
+      <w:r>
+        <w:rPr>
+          <w:i/>
+          <w:iCs/>
+        </w:rPr>
+        <w:t>Ethik</w:t>
+      </w:r>
+      <w:proofErr w:type="spellEnd"/>
+      <w:r>
+        <w:rPr>
+          <w:i/>
+          <w:iCs/>
+        </w:rPr>
+        <w:t xml:space="preserve"> des UNO-</w:t>
+      </w:r>
+      <w:proofErr w:type="spellStart"/>
+      <w:r>
+        <w:rPr>
+          <w:i/>
+          <w:iCs/>
+        </w:rPr>
+        <w:t>Generalsekretärs</w:t>
+      </w:r>
+      <w:proofErr w:type="spellEnd"/>
+      <w:r>
+        <w:t xml:space="preserve">, Paderborn 2002; </w:t>
+      </w:r>
+      <w:r>
+        <w:t xml:space="preserve">B. Thelin, </w:t>
+      </w:r>
+      <w:r>
+        <w:rPr>
+          <w:i/>
+          <w:iCs/>
+        </w:rPr>
+        <w:t>Dag Hammarskjöld</w:t>
+      </w:r>
+      <w:r>
+        <w:t xml:space="preserve">, Stockholm 2002; S. </w:t>
+      </w:r>
+      <w:proofErr w:type="spellStart"/>
+      <w:r>
+        <w:t>Mögle</w:t>
+      </w:r>
+      <w:proofErr w:type="spellEnd"/>
+      <w:r>
+        <w:t xml:space="preserve">-Stadel, </w:t>
+      </w:r>
+      <w:r>
+        <w:rPr>
+          <w:i/>
+          <w:iCs/>
+        </w:rPr>
+        <w:t>Dag Hammarskjöld: Visionary for the Future of Humanity</w:t>
+      </w:r>
+      <w:r>
+        <w:t xml:space="preserve">, </w:t>
+      </w:r>
+      <w:proofErr w:type="spellStart"/>
+      <w:r>
+        <w:t>Capetown</w:t>
+      </w:r>
+      <w:proofErr w:type="spellEnd"/>
+      <w:r>
+        <w:t xml:space="preserve"> 2002; J. King and A.J. Hobbins, ‘Hammarskjöld and Human Rights, the Deflation of the UN Human Rights Programme 1953-1961’ in </w:t>
+      </w:r>
+      <w:r>
+        <w:rPr>
+          <w:i/>
+          <w:iCs/>
+        </w:rPr>
+        <w:t>Journal of the History of International Law</w:t>
+      </w:r>
+      <w:r>
+        <w:t xml:space="preserve">, 5, 337-386; </w:t>
+      </w:r>
+      <w:r>
+        <w:rPr>
+          <w:i/>
+          <w:iCs/>
+        </w:rPr>
+        <w:t>Dag Hammarskjöld 100th Anniversary</w:t>
+      </w:r>
+      <w:r>
+        <w:t>, Special Issue</w:t>
+      </w:r>
+      <w:r>
+        <w:rPr>
+          <w:i/>
+          <w:iCs/>
+        </w:rPr>
+        <w:t xml:space="preserve"> </w:t>
+      </w:r>
+      <w:proofErr w:type="spellStart"/>
+      <w:r>
+        <w:rPr>
+          <w:i/>
+          <w:iCs/>
+        </w:rPr>
+        <w:t>Sveriges</w:t>
+      </w:r>
+      <w:proofErr w:type="spellEnd"/>
+      <w:r>
+        <w:rPr>
+          <w:i/>
+          <w:iCs/>
+        </w:rPr>
+        <w:t xml:space="preserve"> </w:t>
+      </w:r>
+      <w:proofErr w:type="spellStart"/>
+      <w:r>
+        <w:rPr>
+          <w:i/>
+          <w:iCs/>
+        </w:rPr>
+        <w:t>Riksbank</w:t>
+      </w:r>
+      <w:proofErr w:type="spellEnd"/>
+      <w:r>
+        <w:rPr>
+          <w:i/>
+          <w:iCs/>
+        </w:rPr>
+        <w:t xml:space="preserve"> Economic Review</w:t>
+      </w:r>
+      <w:r>
+        <w:t>,</w:t>
+      </w:r>
+      <w:r>
+        <w:rPr>
+          <w:i/>
+          <w:iCs/>
+        </w:rPr>
+        <w:t xml:space="preserve"> </w:t>
+      </w:r>
+      <w:r>
+        <w:t>2005/3;</w:t>
+      </w:r>
+      <w:r>
+        <w:t xml:space="preserve"> </w:t>
+      </w:r>
+      <w:r>
+        <w:t xml:space="preserve">S. Ask and A. Mark-Jungkvist (Eds), </w:t>
+      </w:r>
+      <w:r>
+        <w:rPr>
+          <w:i/>
+          <w:iCs/>
+        </w:rPr>
+        <w:t>The Adventure of Peace: Dag Hammarskjöld and the Future of the UN</w:t>
+      </w:r>
+      <w:r>
+        <w:t xml:space="preserve">, New York 2005; M. Bouman, </w:t>
+      </w:r>
+      <w:r>
+        <w:rPr>
+          <w:i/>
+          <w:iCs/>
+        </w:rPr>
+        <w:t>Dag Hammarskjöld</w:t>
+      </w:r>
+      <w:r>
+        <w:rPr>
+          <w:i/>
+          <w:iCs/>
+        </w:rPr>
+        <w:t>:</w:t>
+      </w:r>
+      <w:r>
+        <w:rPr>
+          <w:i/>
+          <w:iCs/>
+        </w:rPr>
+        <w:t xml:space="preserve"> Citizen of the World</w:t>
+      </w:r>
+      <w:r>
+        <w:t>, Kampen 2005;</w:t>
+      </w:r>
+      <w:r>
+        <w:t xml:space="preserve"> </w:t>
+      </w:r>
+      <w:r>
+        <w:t xml:space="preserve">K. Falkman (Ed.), </w:t>
+      </w:r>
+      <w:r>
+        <w:rPr>
+          <w:i/>
+          <w:iCs/>
+        </w:rPr>
+        <w:t>To Speak for the World: Speeches and Statements by Dag</w:t>
+      </w:r>
+      <w:r>
+        <w:t xml:space="preserve"> </w:t>
+      </w:r>
+      <w:r>
+        <w:rPr>
+          <w:i/>
+          <w:iCs/>
+        </w:rPr>
+        <w:t>Hammarskjöld</w:t>
+      </w:r>
+      <w:r>
+        <w:t>, Stockholm 2005;</w:t>
+      </w:r>
+      <w:r>
+        <w:t xml:space="preserve"> </w:t>
+      </w:r>
+      <w:r>
+        <w:t xml:space="preserve">S. Holmquist, </w:t>
+      </w:r>
+      <w:r>
+        <w:rPr>
+          <w:i/>
+          <w:iCs/>
+        </w:rPr>
+        <w:t>Visions of a Secretary-General: Dag Hammarskjöld and the United Nations 1953-1961</w:t>
+      </w:r>
+      <w:r>
+        <w:t>, Athena</w:t>
+      </w:r>
+      <w:r>
+        <w:t xml:space="preserve"> film</w:t>
+      </w:r>
+      <w:r>
+        <w:t xml:space="preserve"> Sweden 2005;</w:t>
+      </w:r>
+      <w:r>
+        <w:t xml:space="preserve"> </w:t>
+      </w:r>
+      <w:r>
+        <w:t xml:space="preserve">M.E. Vargo, </w:t>
+      </w:r>
+      <w:r>
+        <w:rPr>
+          <w:i/>
+          <w:iCs/>
+        </w:rPr>
+        <w:t>Noble Lives: Biographical Portraits of Three Remarkable Gay</w:t>
+      </w:r>
+      <w:r>
+        <w:rPr>
+          <w:i/>
+          <w:iCs/>
+        </w:rPr>
+        <w:t xml:space="preserve"> </w:t>
+      </w:r>
+      <w:r>
+        <w:rPr>
+          <w:i/>
+          <w:iCs/>
+        </w:rPr>
+        <w:t>Men – Glenway Wescott, Aaron Copland, and Dag Hammarskjöld</w:t>
+      </w:r>
+      <w:r>
+        <w:t xml:space="preserve">, Binghamton 2005; </w:t>
+      </w:r>
+      <w:r>
+        <w:t xml:space="preserve">P. </w:t>
+      </w:r>
+      <w:proofErr w:type="spellStart"/>
+      <w:r>
+        <w:t>Wallensteen</w:t>
+      </w:r>
+      <w:proofErr w:type="spellEnd"/>
+      <w:r>
+        <w:t xml:space="preserve"> and O. Nordberg (Eds), </w:t>
+      </w:r>
+      <w:r>
+        <w:rPr>
+          <w:i/>
+          <w:iCs/>
+        </w:rPr>
+        <w:t xml:space="preserve">Report of the Dag Hammarskjöld Symposium on Respecting International Law and </w:t>
+      </w:r>
+      <w:r>
+        <w:rPr>
+          <w:i/>
+          <w:iCs/>
+        </w:rPr>
         <w:lastRenderedPageBreak/>
-        <w:t xml:space="preserve">B. Urquhart, </w:t>
-      </w:r>
-      <w:r>
-        <w:rPr>
-          <w:i/>
-          <w:iCs/>
-        </w:rPr>
-        <w:t>Hammarskjöld</w:t>
-      </w:r>
-      <w:r>
-        <w:t xml:space="preserve">, New York 1972; </w:t>
-      </w:r>
-      <w:r>
-        <w:t xml:space="preserve">M.G.K. Nayar, ‘Dag Hammarskjöld and U Thant: The Evolution of Their Office’ in </w:t>
-      </w:r>
-      <w:r>
-        <w:rPr>
-          <w:i/>
-          <w:iCs/>
-        </w:rPr>
-        <w:t>Case Western Reserve Journal of International</w:t>
-      </w:r>
-      <w:r>
-        <w:rPr>
-          <w:i/>
-          <w:iCs/>
-        </w:rPr>
-        <w:t xml:space="preserve"> </w:t>
-      </w:r>
-      <w:r>
-        <w:rPr>
-          <w:i/>
-          <w:iCs/>
-        </w:rPr>
-        <w:t>Law</w:t>
-      </w:r>
-      <w:r>
-        <w:t>, 36, 1974, 36-83; J.G. S</w:t>
-      </w:r>
-      <w:r>
-        <w:t>o</w:t>
-      </w:r>
-      <w:r>
-        <w:t xml:space="preserve">bosan, ‘Politics and Spirituality: A Study of Dag Hammarskjold’ in </w:t>
-      </w:r>
-      <w:r>
-        <w:rPr>
-          <w:i/>
-          <w:iCs/>
-        </w:rPr>
-        <w:t>Cithara</w:t>
-      </w:r>
-      <w:r>
-        <w:t xml:space="preserve">, 14, 1974, 3-12; E.R. Montgomery, </w:t>
-      </w:r>
-      <w:r>
-        <w:rPr>
-          <w:i/>
-          <w:iCs/>
-        </w:rPr>
-        <w:t>Dag Hammarskjöld: Peacemaker for the UN</w:t>
-      </w:r>
-      <w:r>
-        <w:t xml:space="preserve">, Champaign 1975; R. Dayal, </w:t>
-      </w:r>
-      <w:r>
-        <w:rPr>
-          <w:i/>
-          <w:iCs/>
-        </w:rPr>
-        <w:t>Mission for</w:t>
-      </w:r>
-      <w:r>
-        <w:t xml:space="preserve"> </w:t>
-      </w:r>
-      <w:r>
-        <w:rPr>
-          <w:i/>
-          <w:iCs/>
-        </w:rPr>
-        <w:t>Hammarskjöld</w:t>
-      </w:r>
-      <w:r>
-        <w:rPr>
-          <w:i/>
-          <w:iCs/>
-        </w:rPr>
-        <w:t>: The Congo Crisis</w:t>
-      </w:r>
-      <w:r>
-        <w:t xml:space="preserve">, London 1976; </w:t>
-      </w:r>
-      <w:r>
-        <w:t xml:space="preserve">G. </w:t>
-      </w:r>
-      <w:proofErr w:type="spellStart"/>
-      <w:r>
-        <w:t>Möllerst</w:t>
-      </w:r>
-      <w:r>
-        <w:t>e</w:t>
-      </w:r>
-      <w:r>
-        <w:t>dt</w:t>
-      </w:r>
-      <w:proofErr w:type="spellEnd"/>
-      <w:r>
-        <w:t xml:space="preserve">, </w:t>
-      </w:r>
-      <w:r>
-        <w:rPr>
-          <w:i/>
-          <w:iCs/>
-        </w:rPr>
-        <w:t>General Sekretaren</w:t>
-      </w:r>
-      <w:r>
-        <w:t xml:space="preserve">, film Sweden 1980; </w:t>
-      </w:r>
-      <w:r>
-        <w:t>G. Smith, ‘</w:t>
-      </w:r>
-      <w:r>
-        <w:t>Hammarskjöld</w:t>
-      </w:r>
-      <w:r>
-        <w:t xml:space="preserve"> Was Killed by Mercenaries ‘ in </w:t>
-      </w:r>
-      <w:r>
-        <w:rPr>
-          <w:i/>
-          <w:iCs/>
-        </w:rPr>
-        <w:t>Daily Nation</w:t>
-      </w:r>
-      <w:r>
-        <w:t xml:space="preserve"> (Nairobi), 22 May 1980, 17;</w:t>
-      </w:r>
-      <w:r>
-        <w:t xml:space="preserve"> </w:t>
-      </w:r>
-      <w:r>
-        <w:t xml:space="preserve">L.S. Trachtenberg, ‘Dag Hammarskjöld as Leader: A Problem of Definition’ in </w:t>
-      </w:r>
-      <w:r>
-        <w:rPr>
-          <w:i/>
-          <w:iCs/>
-        </w:rPr>
-        <w:t>International Journal</w:t>
-      </w:r>
-      <w:r>
-        <w:t>, 37/4, Autumn 1982, 613-</w:t>
-      </w:r>
-      <w:r>
-        <w:t xml:space="preserve">635; </w:t>
-      </w:r>
-      <w:r>
-        <w:t xml:space="preserve">R.S. Jordan (Ed.), </w:t>
-      </w:r>
-      <w:r>
-        <w:rPr>
-          <w:i/>
-          <w:iCs/>
-        </w:rPr>
-        <w:t xml:space="preserve">Dag </w:t>
-      </w:r>
-      <w:r>
-        <w:rPr>
-          <w:i/>
-          <w:iCs/>
-        </w:rPr>
-        <w:t>Hammarskjöld</w:t>
-      </w:r>
-      <w:r>
-        <w:rPr>
-          <w:i/>
-          <w:iCs/>
-        </w:rPr>
-        <w:t xml:space="preserve"> Revisited: The UN Secretary-General as a Force in World Politics</w:t>
-      </w:r>
-      <w:r>
-        <w:t>, Durham 1983;</w:t>
-      </w:r>
-      <w:r>
-        <w:t xml:space="preserve"> </w:t>
-      </w:r>
-      <w:r>
-        <w:t xml:space="preserve">B. Urquhart, ‘Hammarskjöld, Dag Hjalmar Agne Carl’ in: W.F. Kühl (Ed.), </w:t>
-      </w:r>
-      <w:r>
-        <w:rPr>
-          <w:i/>
-          <w:iCs/>
-        </w:rPr>
-        <w:t>Biographical Dictionary of Internationalists</w:t>
-      </w:r>
-      <w:r>
-        <w:t>, Westport 1983, 318-319;</w:t>
-      </w:r>
-      <w:r>
-        <w:t xml:space="preserve"> </w:t>
-      </w:r>
-      <w:r>
-        <w:t xml:space="preserve">P. </w:t>
-      </w:r>
-      <w:proofErr w:type="spellStart"/>
-      <w:r>
-        <w:t>Wallensteen</w:t>
-      </w:r>
-      <w:proofErr w:type="spellEnd"/>
-      <w:r>
-        <w:t xml:space="preserve">, ‘Routes to Peace – The Thoughts of Dag Hammarskjöld and the Models of Peace Research’ in </w:t>
-      </w:r>
-      <w:r>
-        <w:rPr>
-          <w:i/>
-          <w:iCs/>
-        </w:rPr>
-        <w:t>Current Research on Peace and Violence</w:t>
-      </w:r>
-      <w:r>
-        <w:t xml:space="preserve">, 8, 1985, 161-164; K.R. Gray, ‘United Nations Notebook: The Relationship of Dag Hammarskjöld with the Press’ in </w:t>
-      </w:r>
-      <w:r>
-        <w:rPr>
-          <w:i/>
-          <w:iCs/>
-        </w:rPr>
-        <w:t>Development Dialogue</w:t>
-      </w:r>
-      <w:r>
-        <w:t xml:space="preserve">, 1, 1987, 33-58; B. Urquhart, ‘International Leadership: The Legacy of Dag Hammarskjöld’ in </w:t>
-      </w:r>
-      <w:r>
-        <w:rPr>
-          <w:i/>
-          <w:iCs/>
-        </w:rPr>
-        <w:t>Development Dialogue</w:t>
-      </w:r>
-      <w:r>
-        <w:t xml:space="preserve">, 1/1, 1987, 6-16; G. Smith and C.C. O’Brien, ‘Hammarskjold Plane Crash “No Accident”’ in </w:t>
-      </w:r>
-      <w:r>
-        <w:rPr>
-          <w:i/>
-          <w:iCs/>
-        </w:rPr>
-        <w:t>The Guardian</w:t>
-      </w:r>
-      <w:r>
-        <w:t xml:space="preserve">, 9 November 1992, 18; </w:t>
-      </w:r>
-      <w:r>
-        <w:t xml:space="preserve">M.B. Oren, ‘Ambivalent Adversaries: David Ben-Gurion and Israel vs. the United Nations and Dag Hammarskjöld, 1956-57’ in </w:t>
-      </w:r>
-      <w:r>
-        <w:rPr>
-          <w:i/>
-          <w:iCs/>
-        </w:rPr>
-        <w:t>Journal of Contemporary History</w:t>
-      </w:r>
-      <w:r>
-        <w:t>, 27, 1992, 89-127;</w:t>
-      </w:r>
-      <w:r>
-        <w:t xml:space="preserve"> </w:t>
-      </w:r>
-      <w:r>
-        <w:t xml:space="preserve">D.N. Gibbs, ‘Dag Hammarskjöld, the United Nations, and the Congo Crisis 1960-1: A Reinterpretation’ in </w:t>
-      </w:r>
-      <w:r>
-        <w:rPr>
-          <w:i/>
-          <w:iCs/>
-        </w:rPr>
-        <w:t>Journal of Modern African Studies</w:t>
-      </w:r>
-      <w:r>
-        <w:t xml:space="preserve">, 31/1, 1993, 163-174; B. </w:t>
-      </w:r>
-      <w:proofErr w:type="spellStart"/>
-      <w:r>
-        <w:t>Rösiö</w:t>
-      </w:r>
-      <w:proofErr w:type="spellEnd"/>
-      <w:r>
-        <w:t>, ‘The Ndola Crash and the Death of Dag Hammarskjöld’</w:t>
-      </w:r>
-      <w:r>
-        <w:rPr>
-          <w:i/>
-          <w:iCs/>
-        </w:rPr>
-        <w:t xml:space="preserve"> </w:t>
-      </w:r>
-      <w:r>
-        <w:t xml:space="preserve">in </w:t>
-      </w:r>
-      <w:r>
-        <w:rPr>
-          <w:i/>
-          <w:iCs/>
-        </w:rPr>
-        <w:t>Journal of Modern African Studies</w:t>
-      </w:r>
-      <w:r>
-        <w:t>, 31, 1993, 661-671;</w:t>
-      </w:r>
-      <w:r>
-        <w:t xml:space="preserve"> </w:t>
-      </w:r>
-      <w:r>
-        <w:t xml:space="preserve">S. Meisler, ‘Dateline U.N.: A New Hammarskjöld’ in </w:t>
-      </w:r>
-      <w:r>
-        <w:rPr>
-          <w:i/>
-          <w:iCs/>
-        </w:rPr>
-        <w:t>Foreign Policy</w:t>
-      </w:r>
-      <w:r>
-        <w:t>, 98/1, 1995, 189-197;</w:t>
-      </w:r>
-      <w:r>
-        <w:t xml:space="preserve"> </w:t>
-      </w:r>
-      <w:r>
-        <w:t xml:space="preserve">P. </w:t>
-      </w:r>
-      <w:proofErr w:type="spellStart"/>
-      <w:r>
-        <w:t>Wallensteen</w:t>
-      </w:r>
-      <w:proofErr w:type="spellEnd"/>
-      <w:r>
-        <w:t xml:space="preserve">, </w:t>
-      </w:r>
-      <w:r>
-        <w:rPr>
-          <w:i/>
-          <w:iCs/>
-        </w:rPr>
-        <w:t>Dag Hammarskjöld</w:t>
-      </w:r>
-      <w:r>
-        <w:t xml:space="preserve">, Stockholm 1995; C.F. Hovde, ‘The Dag Hammarskjöld-John Steinbeck Correspondence’ in </w:t>
-      </w:r>
-      <w:r>
-        <w:rPr>
-          <w:i/>
-          <w:iCs/>
-        </w:rPr>
-        <w:t>Development Dialogue</w:t>
-      </w:r>
-      <w:r>
-        <w:t>, 1997/1-2, 97-129;</w:t>
-      </w:r>
-      <w:r>
-        <w:t xml:space="preserve"> </w:t>
-      </w:r>
-      <w:r>
-        <w:t xml:space="preserve">R. Lipsey, ‘Blessed Uneasiness: Dag Hammarskjöld on Conscience’ in </w:t>
-      </w:r>
-      <w:r>
-        <w:rPr>
-          <w:i/>
-          <w:iCs/>
-        </w:rPr>
-        <w:t>Parabola</w:t>
-      </w:r>
-      <w:r>
-        <w:t xml:space="preserve">, 22/3, August 1997, 47-57; B. Thelin, </w:t>
-      </w:r>
-      <w:r>
-        <w:rPr>
-          <w:i/>
-          <w:iCs/>
-        </w:rPr>
-        <w:t>Fostered to Internationalism and Peace: Biographical Notes on UN Secretary-General Dag Hammarskjöld</w:t>
-      </w:r>
-      <w:r>
-        <w:t>, Malmö 1998;</w:t>
-      </w:r>
-      <w:r>
-        <w:t xml:space="preserve"> </w:t>
-      </w:r>
-      <w:r>
-        <w:t xml:space="preserve">M. Fröhlich, ‘A Fully Integrated Vision: Politics and the Arts in the Dag </w:t>
-      </w:r>
-      <w:r>
-        <w:t>Hammarskjöld</w:t>
-      </w:r>
-      <w:r>
-        <w:t xml:space="preserve">-Barbara Hepworth Correspondence’ in </w:t>
-      </w:r>
-      <w:r>
-        <w:rPr>
-          <w:i/>
-          <w:iCs/>
-        </w:rPr>
-        <w:t>Development</w:t>
-      </w:r>
-      <w:r>
-        <w:rPr>
-          <w:i/>
-          <w:iCs/>
-        </w:rPr>
-        <w:t xml:space="preserve"> </w:t>
-      </w:r>
-      <w:r>
-        <w:rPr>
-          <w:i/>
-          <w:iCs/>
-        </w:rPr>
-        <w:t>Dialogue</w:t>
-      </w:r>
-      <w:r>
-        <w:t>, 2001/1, 17-57;</w:t>
-      </w:r>
-      <w:r>
-        <w:t xml:space="preserve"> </w:t>
-      </w:r>
-      <w:r>
-        <w:t xml:space="preserve">P.B. Heller, </w:t>
-      </w:r>
-      <w:r>
-        <w:rPr>
-          <w:i/>
-          <w:iCs/>
-        </w:rPr>
-        <w:t>The United Nations under Dag Hammarskjöld, 1953-1961</w:t>
-      </w:r>
-      <w:r>
-        <w:t>, New York 2001;</w:t>
-      </w:r>
-      <w:r>
-        <w:t xml:space="preserve"> </w:t>
-      </w:r>
-      <w:r>
-        <w:rPr>
-          <w:i/>
-          <w:iCs/>
-        </w:rPr>
-        <w:t xml:space="preserve">Memories of Dag </w:t>
-      </w:r>
-      <w:r>
-        <w:rPr>
-          <w:i/>
-          <w:iCs/>
-        </w:rPr>
-        <w:t>Hammarskjöld</w:t>
-      </w:r>
-      <w:r>
-        <w:rPr>
-          <w:i/>
-          <w:iCs/>
-        </w:rPr>
-        <w:t>: On the 40</w:t>
-      </w:r>
-      <w:r>
-        <w:rPr>
-          <w:i/>
-          <w:iCs/>
-          <w:vertAlign w:val="superscript"/>
-        </w:rPr>
-        <w:t>th</w:t>
-      </w:r>
-      <w:r>
-        <w:rPr>
-          <w:i/>
-          <w:iCs/>
-        </w:rPr>
-        <w:t xml:space="preserve"> Anniversary of his Death</w:t>
-      </w:r>
-      <w:r>
-        <w:t>, New York 2001 (Association of Former International Civil Servants);</w:t>
-      </w:r>
-      <w:r>
-        <w:t xml:space="preserve"> </w:t>
-      </w:r>
-      <w:r>
-        <w:t xml:space="preserve">M.-N. Little (Ed.), </w:t>
-      </w:r>
-      <w:r>
-        <w:rPr>
-          <w:i/>
-          <w:iCs/>
-        </w:rPr>
-        <w:t>The Poet and the Diplomat: The Correspondence of Dag</w:t>
-      </w:r>
-      <w:r>
-        <w:t xml:space="preserve"> </w:t>
-      </w:r>
-      <w:r>
-        <w:rPr>
-          <w:i/>
-          <w:iCs/>
-        </w:rPr>
-        <w:t>Hammarskjöld</w:t>
-      </w:r>
-      <w:r>
-        <w:rPr>
-          <w:i/>
-          <w:iCs/>
-        </w:rPr>
-        <w:t xml:space="preserve"> and Alexis Leger</w:t>
-      </w:r>
-      <w:r>
-        <w:t xml:space="preserve">, </w:t>
-      </w:r>
-      <w:r>
-        <w:t>Syracuse</w:t>
-      </w:r>
-      <w:r>
-        <w:t xml:space="preserve"> 2001;</w:t>
-      </w:r>
-      <w:r>
-        <w:t xml:space="preserve"> </w:t>
-      </w:r>
-      <w:r>
-        <w:t xml:space="preserve">M. Fröhlich, </w:t>
-      </w:r>
-      <w:r>
-        <w:rPr>
-          <w:i/>
-          <w:iCs/>
-        </w:rPr>
-        <w:t xml:space="preserve">Dag Hammarskjöld und die </w:t>
-      </w:r>
-      <w:proofErr w:type="spellStart"/>
-      <w:r>
-        <w:rPr>
-          <w:i/>
-          <w:iCs/>
-        </w:rPr>
-        <w:t>Vereinten</w:t>
-      </w:r>
-      <w:proofErr w:type="spellEnd"/>
-      <w:r>
-        <w:rPr>
-          <w:i/>
-          <w:iCs/>
-        </w:rPr>
-        <w:t xml:space="preserve"> </w:t>
-      </w:r>
-      <w:proofErr w:type="spellStart"/>
-      <w:r>
-        <w:rPr>
-          <w:i/>
-          <w:iCs/>
-        </w:rPr>
-        <w:t>Nationen</w:t>
-      </w:r>
-      <w:proofErr w:type="spellEnd"/>
-      <w:r>
-        <w:rPr>
-          <w:i/>
-          <w:iCs/>
-        </w:rPr>
-        <w:t xml:space="preserve">: Die </w:t>
-      </w:r>
-      <w:proofErr w:type="spellStart"/>
-      <w:r>
-        <w:rPr>
-          <w:i/>
-          <w:iCs/>
-        </w:rPr>
-        <w:t>politische</w:t>
-      </w:r>
-      <w:proofErr w:type="spellEnd"/>
-      <w:r>
-        <w:rPr>
-          <w:i/>
-          <w:iCs/>
-        </w:rPr>
-        <w:t xml:space="preserve"> </w:t>
-      </w:r>
-      <w:proofErr w:type="spellStart"/>
-      <w:r>
-        <w:rPr>
-          <w:i/>
-          <w:iCs/>
-        </w:rPr>
-        <w:t>Ethik</w:t>
-      </w:r>
-      <w:proofErr w:type="spellEnd"/>
-      <w:r>
-        <w:rPr>
-          <w:i/>
-          <w:iCs/>
-        </w:rPr>
-        <w:t xml:space="preserve"> des UNO-</w:t>
-      </w:r>
-      <w:proofErr w:type="spellStart"/>
-      <w:r>
-        <w:rPr>
-          <w:i/>
-          <w:iCs/>
-        </w:rPr>
-        <w:t>Generalsekretärs</w:t>
-      </w:r>
-      <w:proofErr w:type="spellEnd"/>
-      <w:r>
-        <w:t xml:space="preserve">, Paderborn 2002; </w:t>
-      </w:r>
-      <w:r>
-        <w:t xml:space="preserve">B. Thelin, </w:t>
-      </w:r>
-      <w:r>
-        <w:rPr>
-          <w:i/>
-          <w:iCs/>
-        </w:rPr>
-        <w:t>Dag Hammarskjöld</w:t>
-      </w:r>
-      <w:r>
-        <w:t xml:space="preserve">, Stockholm 2002; S. </w:t>
-      </w:r>
-      <w:proofErr w:type="spellStart"/>
-      <w:r>
-        <w:t>Mögle</w:t>
-      </w:r>
-      <w:proofErr w:type="spellEnd"/>
-      <w:r>
-        <w:t xml:space="preserve">-Stadel, </w:t>
-      </w:r>
-      <w:r>
-        <w:rPr>
-          <w:i/>
-          <w:iCs/>
-        </w:rPr>
-        <w:t>Dag Hammarskjöld: Visionary for the Future of Humanity</w:t>
-      </w:r>
-      <w:r>
-        <w:t xml:space="preserve">, </w:t>
-      </w:r>
-      <w:proofErr w:type="spellStart"/>
-      <w:r>
-        <w:t>Capetown</w:t>
-      </w:r>
-      <w:proofErr w:type="spellEnd"/>
-      <w:r>
-        <w:t xml:space="preserve"> 2002; J. King and A.J. Hobbins, ‘Hammarskjöld and Human Rights, the Deflation of the UN Human Rights Programme 1953-1961’ in </w:t>
-      </w:r>
-      <w:r>
-        <w:rPr>
-          <w:i/>
-          <w:iCs/>
-        </w:rPr>
-        <w:t>Journal of the History of International Law</w:t>
-      </w:r>
-      <w:r>
-        <w:t xml:space="preserve">, 5, 337-386; </w:t>
-      </w:r>
-      <w:r>
-        <w:rPr>
-          <w:i/>
-          <w:iCs/>
-        </w:rPr>
-        <w:t>Dag Hammarskjöld 100th Anniversary</w:t>
-      </w:r>
-      <w:r>
-        <w:t>, Special Issue</w:t>
-      </w:r>
-      <w:r>
-        <w:rPr>
-          <w:i/>
-          <w:iCs/>
-        </w:rPr>
-        <w:t xml:space="preserve"> </w:t>
-      </w:r>
-      <w:proofErr w:type="spellStart"/>
-      <w:r>
-        <w:rPr>
-          <w:i/>
-          <w:iCs/>
-        </w:rPr>
-        <w:t>Sveriges</w:t>
-      </w:r>
-      <w:proofErr w:type="spellEnd"/>
-      <w:r>
-        <w:rPr>
-          <w:i/>
-          <w:iCs/>
-        </w:rPr>
-        <w:t xml:space="preserve"> Riksbank Economic Review</w:t>
-      </w:r>
-      <w:r>
-        <w:t>,</w:t>
-      </w:r>
-      <w:r>
-        <w:rPr>
-          <w:i/>
-          <w:iCs/>
-        </w:rPr>
-        <w:t xml:space="preserve"> </w:t>
-      </w:r>
-      <w:r>
-        <w:t>2005/3;</w:t>
-      </w:r>
-      <w:r>
-        <w:t xml:space="preserve"> </w:t>
-      </w:r>
-      <w:r>
-        <w:t xml:space="preserve">S. Ask and A. Mark-Jungkvist (Eds), </w:t>
-      </w:r>
-      <w:r>
-        <w:rPr>
-          <w:i/>
-          <w:iCs/>
-        </w:rPr>
-        <w:t>The Adventure of Peace: Dag Hammarskjöld and the Future of the UN</w:t>
-      </w:r>
-      <w:r>
-        <w:t xml:space="preserve">, New York 2005; M. Bouman, </w:t>
-      </w:r>
-      <w:r>
-        <w:rPr>
-          <w:i/>
-          <w:iCs/>
-        </w:rPr>
-        <w:t>Dag Hammarskjöld</w:t>
-      </w:r>
-      <w:r>
-        <w:rPr>
-          <w:i/>
-          <w:iCs/>
-        </w:rPr>
-        <w:t>:</w:t>
-      </w:r>
-      <w:r>
-        <w:rPr>
-          <w:i/>
-          <w:iCs/>
-        </w:rPr>
-        <w:t xml:space="preserve"> Citizen of the World</w:t>
-      </w:r>
-      <w:r>
-        <w:t>, Kampen 2005;</w:t>
-      </w:r>
-      <w:r>
-        <w:t xml:space="preserve"> </w:t>
-      </w:r>
-      <w:r>
-        <w:t xml:space="preserve">K. Falkman (Ed.), </w:t>
-      </w:r>
-      <w:r>
-        <w:rPr>
-          <w:i/>
-          <w:iCs/>
-        </w:rPr>
-        <w:t>To Speak for the World: Speeches and Statements by Dag</w:t>
-      </w:r>
-      <w:r>
-        <w:t xml:space="preserve"> </w:t>
-      </w:r>
-      <w:r>
-        <w:rPr>
-          <w:i/>
-          <w:iCs/>
-        </w:rPr>
-        <w:t>Hammarskjöld</w:t>
-      </w:r>
-      <w:r>
-        <w:t>, Stockholm 2005;</w:t>
-      </w:r>
-      <w:r>
-        <w:t xml:space="preserve"> </w:t>
-      </w:r>
-      <w:r>
-        <w:t xml:space="preserve">S. Holmquist, </w:t>
-      </w:r>
-      <w:r>
-        <w:rPr>
-          <w:i/>
-          <w:iCs/>
-        </w:rPr>
-        <w:t>Visions of a Secretary-General: Dag Hammarskjöld and the United Nations 1953-1961</w:t>
-      </w:r>
-      <w:r>
-        <w:t>, Athena</w:t>
-      </w:r>
-      <w:r>
-        <w:t xml:space="preserve"> film</w:t>
-      </w:r>
-      <w:r>
-        <w:t xml:space="preserve"> Sweden 2005;</w:t>
-      </w:r>
-      <w:r>
-        <w:t xml:space="preserve"> </w:t>
-      </w:r>
-      <w:r>
-        <w:t xml:space="preserve">M.E. Vargo, </w:t>
-      </w:r>
-      <w:r>
-        <w:rPr>
-          <w:i/>
-          <w:iCs/>
-        </w:rPr>
-        <w:t>Noble Lives: Biographical Portraits of Three Remarkable Gay</w:t>
-      </w:r>
-      <w:r>
-        <w:rPr>
-          <w:i/>
-          <w:iCs/>
-        </w:rPr>
-        <w:t xml:space="preserve"> </w:t>
-      </w:r>
-      <w:r>
-        <w:rPr>
-          <w:i/>
-          <w:iCs/>
-        </w:rPr>
-        <w:t>Men – Glenway Wescott, Aaron Copland, and Dag Hammarskjöld</w:t>
-      </w:r>
-      <w:r>
-        <w:t xml:space="preserve">, Binghamton 2005; </w:t>
-      </w:r>
-      <w:r>
-        <w:t xml:space="preserve">P. </w:t>
-      </w:r>
-      <w:proofErr w:type="spellStart"/>
-      <w:r>
-        <w:t>Wallensteen</w:t>
-      </w:r>
-      <w:proofErr w:type="spellEnd"/>
-      <w:r>
-        <w:t xml:space="preserve"> and O. Nordberg (Eds), </w:t>
-      </w:r>
-      <w:r>
-        <w:rPr>
-          <w:i/>
-          <w:iCs/>
-        </w:rPr>
-        <w:t>Report of the Dag Hammarskjöld Symposium on Respecting International Law and International Institutions</w:t>
+        <w:t>International Institutions</w:t>
       </w:r>
       <w:r>
         <w:t xml:space="preserve">, Uppsala 2005; </w:t>
@@ -3680,15 +3739,7 @@
           <w:i/>
           <w:iCs/>
         </w:rPr>
-        <w:t xml:space="preserve">From Manager to Visionary: The </w:t>
-      </w:r>
-      <w:r>
-        <w:rPr>
-          <w:i/>
-          <w:iCs/>
-        </w:rPr>
-        <w:lastRenderedPageBreak/>
-        <w:t>Secretary-General of the United Nations</w:t>
+        <w:t>From Manager to Visionary: The Secretary-General of the United Nations</w:t>
       </w:r>
       <w:r>
         <w:t>, New York 2006;</w:t>
@@ -4356,6 +4407,7 @@
           <w:i/>
           <w:iCs/>
         </w:rPr>
+        <w:lastRenderedPageBreak/>
         <w:t>Ils</w:t>
       </w:r>
       <w:proofErr w:type="spellEnd"/>
@@ -4448,15 +4500,7 @@
           <w:i/>
           <w:iCs/>
         </w:rPr>
-        <w:t xml:space="preserve">: The Death of Dag Hammarskjöld and the Last Great Mystery of the Cold </w:t>
-      </w:r>
-      <w:r>
-        <w:rPr>
-          <w:i/>
-          <w:iCs/>
-        </w:rPr>
-        <w:lastRenderedPageBreak/>
-        <w:t>War</w:t>
+        <w:t>: The Death of Dag Hammarskjöld and the Last Great Mystery of the Cold War</w:t>
       </w:r>
       <w:r>
         <w:t xml:space="preserve">, </w:t>
@@ -4636,7 +4680,7 @@
         </w:rPr>
         <w:t xml:space="preserve">Jaci L. Eisenberg, </w:t>
       </w:r>
-      <w:hyperlink r:id="rId14" w:history="1">
+      <w:hyperlink r:id="rId13" w:history="1">
         <w:r>
           <w:rPr>
             <w:rStyle w:val="Hyperlink"/>
@@ -4670,9 +4714,9 @@
       </w:pPr>
     </w:p>
     <w:sectPr>
-      <w:headerReference w:type="even" r:id="rId15"/>
-      <w:headerReference w:type="default" r:id="rId16"/>
-      <w:footerReference w:type="default" r:id="rId17"/>
+      <w:headerReference w:type="even" r:id="rId14"/>
+      <w:headerReference w:type="default" r:id="rId15"/>
+      <w:footerReference w:type="default" r:id="rId16"/>
       <w:pgSz w:w="11900" w:h="16840"/>
       <w:pgMar w:top="1417" w:right="1417" w:bottom="1417" w:left="1417" w:header="708" w:footer="708" w:gutter="0"/>
       <w:cols w:space="708"/>
@@ -4683,7 +4727,7 @@
 </file>
 
 <file path=word/endnotes.xml><?xml version="1.0" encoding="utf-8"?>
-<w:endnotes xmlns:wpc="http://schemas.microsoft.com/office/word/2010/wordprocessingCanvas" xmlns:cx="http://schemas.microsoft.com/office/drawing/2014/chartex" xmlns:cx1="http://schemas.microsoft.com/office/drawing/2015/9/8/chartex" xmlns:cx2="http://schemas.microsoft.com/office/drawing/2015/10/21/chartex" xmlns:cx3="http://schemas.microsoft.com/office/drawing/2016/5/9/chartex" xmlns:cx4="http://schemas.microsoft.com/office/drawing/2016/5/10/chartex" xmlns:cx5="http://schemas.microsoft.com/office/drawing/2016/5/11/chartex" xmlns:cx6="http://schemas.microsoft.com/office/drawing/2016/5/12/chartex" xmlns:cx7="http://schemas.microsoft.com/office/drawing/2016/5/13/chartex" xmlns:cx8="http://schemas.microsoft.com/office/drawing/2016/5/14/chartex" xmlns:mc="http://schemas.openxmlformats.org/markup-compatibility/2006" xmlns:aink="http://schemas.microsoft.com/office/drawing/2016/ink" xmlns:am3d="http://schemas.microsoft.com/office/drawing/2017/model3d" xmlns:o="urn:schemas-microsoft-com:office:office" xmlns:oel="http://schemas.microsoft.com/office/2019/extlst" xmlns:r="http://schemas.openxmlformats.org/officeDocument/2006/relationships" xmlns:m="http://schemas.openxmlformats.org/officeDocument/2006/math" xmlns:v="urn:schemas-microsoft-com:vml" xmlns:wp14="http://schemas.microsoft.com/office/word/2010/wordprocessingDrawing" xmlns:wp="http://schemas.openxmlformats.org/drawingml/2006/wordprocessingDrawing" xmlns:w10="urn:schemas-microsoft-com:office:word" xmlns:w="http://schemas.openxmlformats.org/wordprocessingml/2006/main" xmlns:w14="http://schemas.microsoft.com/office/word/2010/wordml" xmlns:w15="http://schemas.microsoft.com/office/word/2012/wordml" xmlns:w16cex="http://schemas.microsoft.com/office/word/2018/wordml/cex" xmlns:w16cid="http://schemas.microsoft.com/office/word/2016/wordml/cid" xmlns:w16="http://schemas.microsoft.com/office/word/2018/wordml" xmlns:w16du="http://schemas.microsoft.com/office/word/2023/wordml/word16du" xmlns:w16sdtdh="http://schemas.microsoft.com/office/word/2020/wordml/sdtdatahash" xmlns:w16sdtfl="http://schemas.microsoft.com/office/word/2024/wordml/sdtformatlock" xmlns:w16se="http://schemas.microsoft.com/office/word/2015/wordml/symex" xmlns:wpg="http://schemas.microsoft.com/office/word/2010/wordprocessingGroup" xmlns:wpi="http://schemas.microsoft.com/office/word/2010/wordprocessingInk" xmlns:wne="http://schemas.microsoft.com/office/word/2006/wordml" xmlns:wps="http://schemas.microsoft.com/office/word/2010/wordprocessingShape" mc:Ignorable="w14 w15 w16se w16cid w16 w16cex w16sdtdh w16sdtfl w16du wp14">
+<w:endnotes xmlns:wpc="http://schemas.microsoft.com/office/word/2010/wordprocessingCanvas" xmlns:cx="http://schemas.microsoft.com/office/drawing/2014/chartex" xmlns:cx1="http://schemas.microsoft.com/office/drawing/2015/9/8/chartex" xmlns:cx2="http://schemas.microsoft.com/office/drawing/2015/10/21/chartex" xmlns:cx3="http://schemas.microsoft.com/office/drawing/2016/5/9/chartex" xmlns:cx4="http://schemas.microsoft.com/office/drawing/2016/5/10/chartex" xmlns:cx5="http://schemas.microsoft.com/office/drawing/2016/5/11/chartex" xmlns:cx6="http://schemas.microsoft.com/office/drawing/2016/5/12/chartex" xmlns:cx7="http://schemas.microsoft.com/office/drawing/2016/5/13/chartex" xmlns:cx8="http://schemas.microsoft.com/office/drawing/2016/5/14/chartex" xmlns:mc="http://schemas.openxmlformats.org/markup-compatibility/2006" xmlns:m="http://schemas.openxmlformats.org/officeDocument/2006/math" xmlns:aink="http://schemas.microsoft.com/office/drawing/2016/ink" xmlns:am3d="http://schemas.microsoft.com/office/drawing/2017/model3d" xmlns:oel="http://schemas.microsoft.com/office/2019/extlst" xmlns:r="http://schemas.openxmlformats.org/officeDocument/2006/relationships" xmlns:wp14="http://schemas.microsoft.com/office/word/2010/wordprocessingDrawing" xmlns:wp="http://schemas.openxmlformats.org/drawingml/2006/wordprocessingDrawing" xmlns:wpg="http://schemas.microsoft.com/office/word/2010/wordprocessingGroup" xmlns:wpi="http://schemas.microsoft.com/office/word/2010/wordprocessingInk" xmlns:wps="http://schemas.microsoft.com/office/word/2010/wordprocessingShape" xmlns:o="urn:schemas-microsoft-com:office:office" xmlns:v="urn:schemas-microsoft-com:vml" xmlns:w10="urn:schemas-microsoft-com:office:word" xmlns:w="http://schemas.openxmlformats.org/wordprocessingml/2006/main" xmlns:w14="http://schemas.microsoft.com/office/word/2010/wordml" xmlns:w15="http://schemas.microsoft.com/office/word/2012/wordml" xmlns:w16cei="http://schemas.microsoft.com/office/word/2026/wordml/cei" xmlns:w16cex="http://schemas.microsoft.com/office/word/2018/wordml/cex" xmlns:w16cid="http://schemas.microsoft.com/office/word/2016/wordml/cid" xmlns:w16="http://schemas.microsoft.com/office/word/2018/wordml" xmlns:w16sdtdh="http://schemas.microsoft.com/office/word/2020/wordml/sdtdatahash" xmlns:w16sdtfl="http://schemas.microsoft.com/office/word/2024/wordml/sdtformatlock" xmlns:w16se="http://schemas.microsoft.com/office/word/2015/wordml/symex" xmlns:w16du="http://schemas.microsoft.com/office/word/2023/wordml/word16du" xmlns:wne="http://schemas.microsoft.com/office/word/2006/wordml" mc:Ignorable="w14 w15 w16se w16cid w16 w16cex w16sdtdh w16sdtfl w16du wp14">
   <w:endnote w:type="separator" w:id="-1">
     <w:p>
       <w:r>
@@ -4702,7 +4746,7 @@
 </file>
 
 <file path=word/footer1.xml><?xml version="1.0" encoding="utf-8"?>
-<w:ftr xmlns:wpc="http://schemas.microsoft.com/office/word/2010/wordprocessingCanvas" xmlns:cx="http://schemas.microsoft.com/office/drawing/2014/chartex" xmlns:cx1="http://schemas.microsoft.com/office/drawing/2015/9/8/chartex" xmlns:cx2="http://schemas.microsoft.com/office/drawing/2015/10/21/chartex" xmlns:cx3="http://schemas.microsoft.com/office/drawing/2016/5/9/chartex" xmlns:cx4="http://schemas.microsoft.com/office/drawing/2016/5/10/chartex" xmlns:cx5="http://schemas.microsoft.com/office/drawing/2016/5/11/chartex" xmlns:cx6="http://schemas.microsoft.com/office/drawing/2016/5/12/chartex" xmlns:cx7="http://schemas.microsoft.com/office/drawing/2016/5/13/chartex" xmlns:cx8="http://schemas.microsoft.com/office/drawing/2016/5/14/chartex" xmlns:mc="http://schemas.openxmlformats.org/markup-compatibility/2006" xmlns:aink="http://schemas.microsoft.com/office/drawing/2016/ink" xmlns:am3d="http://schemas.microsoft.com/office/drawing/2017/model3d" xmlns:o="urn:schemas-microsoft-com:office:office" xmlns:oel="http://schemas.microsoft.com/office/2019/extlst" xmlns:r="http://schemas.openxmlformats.org/officeDocument/2006/relationships" xmlns:m="http://schemas.openxmlformats.org/officeDocument/2006/math" xmlns:v="urn:schemas-microsoft-com:vml" xmlns:wp14="http://schemas.microsoft.com/office/word/2010/wordprocessingDrawing" xmlns:wp="http://schemas.openxmlformats.org/drawingml/2006/wordprocessingDrawing" xmlns:w10="urn:schemas-microsoft-com:office:word" xmlns:w="http://schemas.openxmlformats.org/wordprocessingml/2006/main" xmlns:w14="http://schemas.microsoft.com/office/word/2010/wordml" xmlns:w15="http://schemas.microsoft.com/office/word/2012/wordml" xmlns:w16cex="http://schemas.microsoft.com/office/word/2018/wordml/cex" xmlns:w16cid="http://schemas.microsoft.com/office/word/2016/wordml/cid" xmlns:w16="http://schemas.microsoft.com/office/word/2018/wordml" xmlns:w16du="http://schemas.microsoft.com/office/word/2023/wordml/word16du" xmlns:w16sdtdh="http://schemas.microsoft.com/office/word/2020/wordml/sdtdatahash" xmlns:w16sdtfl="http://schemas.microsoft.com/office/word/2024/wordml/sdtformatlock" xmlns:w16se="http://schemas.microsoft.com/office/word/2015/wordml/symex" xmlns:wpg="http://schemas.microsoft.com/office/word/2010/wordprocessingGroup" xmlns:wpi="http://schemas.microsoft.com/office/word/2010/wordprocessingInk" xmlns:wne="http://schemas.microsoft.com/office/word/2006/wordml" xmlns:wps="http://schemas.microsoft.com/office/word/2010/wordprocessingShape" mc:Ignorable="w14 w15 w16se w16cid w16 w16cex w16sdtdh w16sdtfl w16du wp14">
+<w:ftr xmlns:wpc="http://schemas.microsoft.com/office/word/2010/wordprocessingCanvas" xmlns:cx="http://schemas.microsoft.com/office/drawing/2014/chartex" xmlns:cx1="http://schemas.microsoft.com/office/drawing/2015/9/8/chartex" xmlns:cx2="http://schemas.microsoft.com/office/drawing/2015/10/21/chartex" xmlns:cx3="http://schemas.microsoft.com/office/drawing/2016/5/9/chartex" xmlns:cx4="http://schemas.microsoft.com/office/drawing/2016/5/10/chartex" xmlns:cx5="http://schemas.microsoft.com/office/drawing/2016/5/11/chartex" xmlns:cx6="http://schemas.microsoft.com/office/drawing/2016/5/12/chartex" xmlns:cx7="http://schemas.microsoft.com/office/drawing/2016/5/13/chartex" xmlns:cx8="http://schemas.microsoft.com/office/drawing/2016/5/14/chartex" xmlns:mc="http://schemas.openxmlformats.org/markup-compatibility/2006" xmlns:m="http://schemas.openxmlformats.org/officeDocument/2006/math" xmlns:aink="http://schemas.microsoft.com/office/drawing/2016/ink" xmlns:am3d="http://schemas.microsoft.com/office/drawing/2017/model3d" xmlns:oel="http://schemas.microsoft.com/office/2019/extlst" xmlns:r="http://schemas.openxmlformats.org/officeDocument/2006/relationships" xmlns:wp14="http://schemas.microsoft.com/office/word/2010/wordprocessingDrawing" xmlns:wp="http://schemas.openxmlformats.org/drawingml/2006/wordprocessingDrawing" xmlns:wpg="http://schemas.microsoft.com/office/word/2010/wordprocessingGroup" xmlns:wpi="http://schemas.microsoft.com/office/word/2010/wordprocessingInk" xmlns:wps="http://schemas.microsoft.com/office/word/2010/wordprocessingShape" xmlns:o="urn:schemas-microsoft-com:office:office" xmlns:v="urn:schemas-microsoft-com:vml" xmlns:w10="urn:schemas-microsoft-com:office:word" xmlns:w="http://schemas.openxmlformats.org/wordprocessingml/2006/main" xmlns:w14="http://schemas.microsoft.com/office/word/2010/wordml" xmlns:w15="http://schemas.microsoft.com/office/word/2012/wordml" xmlns:w16cei="http://schemas.microsoft.com/office/word/2026/wordml/cei" xmlns:w16cex="http://schemas.microsoft.com/office/word/2018/wordml/cex" xmlns:w16cid="http://schemas.microsoft.com/office/word/2016/wordml/cid" xmlns:w16="http://schemas.microsoft.com/office/word/2018/wordml" xmlns:w16sdtdh="http://schemas.microsoft.com/office/word/2020/wordml/sdtdatahash" xmlns:w16sdtfl="http://schemas.microsoft.com/office/word/2024/wordml/sdtformatlock" xmlns:w16se="http://schemas.microsoft.com/office/word/2015/wordml/symex" xmlns:w16du="http://schemas.microsoft.com/office/word/2023/wordml/word16du" xmlns:wne="http://schemas.microsoft.com/office/word/2006/wordml" mc:Ignorable="w14 w15 w16se w16cid w16 w16cex w16sdtdh w16sdtfl w16du wp14">
   <w:p>
     <w:pPr>
       <w:pStyle w:val="Voettekst"/>
@@ -4751,7 +4795,7 @@
 </file>
 
 <file path=word/footnotes.xml><?xml version="1.0" encoding="utf-8"?>
-<w:footnotes xmlns:wpc="http://schemas.microsoft.com/office/word/2010/wordprocessingCanvas" xmlns:cx="http://schemas.microsoft.com/office/drawing/2014/chartex" xmlns:cx1="http://schemas.microsoft.com/office/drawing/2015/9/8/chartex" xmlns:cx2="http://schemas.microsoft.com/office/drawing/2015/10/21/chartex" xmlns:cx3="http://schemas.microsoft.com/office/drawing/2016/5/9/chartex" xmlns:cx4="http://schemas.microsoft.com/office/drawing/2016/5/10/chartex" xmlns:cx5="http://schemas.microsoft.com/office/drawing/2016/5/11/chartex" xmlns:cx6="http://schemas.microsoft.com/office/drawing/2016/5/12/chartex" xmlns:cx7="http://schemas.microsoft.com/office/drawing/2016/5/13/chartex" xmlns:cx8="http://schemas.microsoft.com/office/drawing/2016/5/14/chartex" xmlns:mc="http://schemas.openxmlformats.org/markup-compatibility/2006" xmlns:aink="http://schemas.microsoft.com/office/drawing/2016/ink" xmlns:am3d="http://schemas.microsoft.com/office/drawing/2017/model3d" xmlns:o="urn:schemas-microsoft-com:office:office" xmlns:oel="http://schemas.microsoft.com/office/2019/extlst" xmlns:r="http://schemas.openxmlformats.org/officeDocument/2006/relationships" xmlns:m="http://schemas.openxmlformats.org/officeDocument/2006/math" xmlns:v="urn:schemas-microsoft-com:vml" xmlns:wp14="http://schemas.microsoft.com/office/word/2010/wordprocessingDrawing" xmlns:wp="http://schemas.openxmlformats.org/drawingml/2006/wordprocessingDrawing" xmlns:w10="urn:schemas-microsoft-com:office:word" xmlns:w="http://schemas.openxmlformats.org/wordprocessingml/2006/main" xmlns:w14="http://schemas.microsoft.com/office/word/2010/wordml" xmlns:w15="http://schemas.microsoft.com/office/word/2012/wordml" xmlns:w16cex="http://schemas.microsoft.com/office/word/2018/wordml/cex" xmlns:w16cid="http://schemas.microsoft.com/office/word/2016/wordml/cid" xmlns:w16="http://schemas.microsoft.com/office/word/2018/wordml" xmlns:w16du="http://schemas.microsoft.com/office/word/2023/wordml/word16du" xmlns:w16sdtdh="http://schemas.microsoft.com/office/word/2020/wordml/sdtdatahash" xmlns:w16sdtfl="http://schemas.microsoft.com/office/word/2024/wordml/sdtformatlock" xmlns:w16se="http://schemas.microsoft.com/office/word/2015/wordml/symex" xmlns:wpg="http://schemas.microsoft.com/office/word/2010/wordprocessingGroup" xmlns:wpi="http://schemas.microsoft.com/office/word/2010/wordprocessingInk" xmlns:wne="http://schemas.microsoft.com/office/word/2006/wordml" xmlns:wps="http://schemas.microsoft.com/office/word/2010/wordprocessingShape" mc:Ignorable="w14 w15 w16se w16cid w16 w16cex w16sdtdh w16sdtfl w16du wp14">
+<w:footnotes xmlns:wpc="http://schemas.microsoft.com/office/word/2010/wordprocessingCanvas" xmlns:cx="http://schemas.microsoft.com/office/drawing/2014/chartex" xmlns:cx1="http://schemas.microsoft.com/office/drawing/2015/9/8/chartex" xmlns:cx2="http://schemas.microsoft.com/office/drawing/2015/10/21/chartex" xmlns:cx3="http://schemas.microsoft.com/office/drawing/2016/5/9/chartex" xmlns:cx4="http://schemas.microsoft.com/office/drawing/2016/5/10/chartex" xmlns:cx5="http://schemas.microsoft.com/office/drawing/2016/5/11/chartex" xmlns:cx6="http://schemas.microsoft.com/office/drawing/2016/5/12/chartex" xmlns:cx7="http://schemas.microsoft.com/office/drawing/2016/5/13/chartex" xmlns:cx8="http://schemas.microsoft.com/office/drawing/2016/5/14/chartex" xmlns:mc="http://schemas.openxmlformats.org/markup-compatibility/2006" xmlns:m="http://schemas.openxmlformats.org/officeDocument/2006/math" xmlns:aink="http://schemas.microsoft.com/office/drawing/2016/ink" xmlns:am3d="http://schemas.microsoft.com/office/drawing/2017/model3d" xmlns:oel="http://schemas.microsoft.com/office/2019/extlst" xmlns:r="http://schemas.openxmlformats.org/officeDocument/2006/relationships" xmlns:wp14="http://schemas.microsoft.com/office/word/2010/wordprocessingDrawing" xmlns:wp="http://schemas.openxmlformats.org/drawingml/2006/wordprocessingDrawing" xmlns:wpg="http://schemas.microsoft.com/office/word/2010/wordprocessingGroup" xmlns:wpi="http://schemas.microsoft.com/office/word/2010/wordprocessingInk" xmlns:wps="http://schemas.microsoft.com/office/word/2010/wordprocessingShape" xmlns:o="urn:schemas-microsoft-com:office:office" xmlns:v="urn:schemas-microsoft-com:vml" xmlns:w10="urn:schemas-microsoft-com:office:word" xmlns:w="http://schemas.openxmlformats.org/wordprocessingml/2006/main" xmlns:w14="http://schemas.microsoft.com/office/word/2010/wordml" xmlns:w15="http://schemas.microsoft.com/office/word/2012/wordml" xmlns:w16cei="http://schemas.microsoft.com/office/word/2026/wordml/cei" xmlns:w16cex="http://schemas.microsoft.com/office/word/2018/wordml/cex" xmlns:w16cid="http://schemas.microsoft.com/office/word/2016/wordml/cid" xmlns:w16="http://schemas.microsoft.com/office/word/2018/wordml" xmlns:w16sdtdh="http://schemas.microsoft.com/office/word/2020/wordml/sdtdatahash" xmlns:w16sdtfl="http://schemas.microsoft.com/office/word/2024/wordml/sdtformatlock" xmlns:w16se="http://schemas.microsoft.com/office/word/2015/wordml/symex" xmlns:w16du="http://schemas.microsoft.com/office/word/2023/wordml/word16du" xmlns:wne="http://schemas.microsoft.com/office/word/2006/wordml" mc:Ignorable="w14 w15 w16se w16cid w16 w16cex w16sdtdh w16sdtfl w16du wp14">
   <w:footnote w:type="separator" w:id="-1">
     <w:p>
       <w:r>
@@ -4770,7 +4814,7 @@
 </file>
 
 <file path=word/header1.xml><?xml version="1.0" encoding="utf-8"?>
-<w:hdr xmlns:wpc="http://schemas.microsoft.com/office/word/2010/wordprocessingCanvas" xmlns:cx="http://schemas.microsoft.com/office/drawing/2014/chartex" xmlns:cx1="http://schemas.microsoft.com/office/drawing/2015/9/8/chartex" xmlns:cx2="http://schemas.microsoft.com/office/drawing/2015/10/21/chartex" xmlns:cx3="http://schemas.microsoft.com/office/drawing/2016/5/9/chartex" xmlns:cx4="http://schemas.microsoft.com/office/drawing/2016/5/10/chartex" xmlns:cx5="http://schemas.microsoft.com/office/drawing/2016/5/11/chartex" xmlns:cx6="http://schemas.microsoft.com/office/drawing/2016/5/12/chartex" xmlns:cx7="http://schemas.microsoft.com/office/drawing/2016/5/13/chartex" xmlns:cx8="http://schemas.microsoft.com/office/drawing/2016/5/14/chartex" xmlns:mc="http://schemas.openxmlformats.org/markup-compatibility/2006" xmlns:aink="http://schemas.microsoft.com/office/drawing/2016/ink" xmlns:am3d="http://schemas.microsoft.com/office/drawing/2017/model3d" xmlns:o="urn:schemas-microsoft-com:office:office" xmlns:oel="http://schemas.microsoft.com/office/2019/extlst" xmlns:r="http://schemas.openxmlformats.org/officeDocument/2006/relationships" xmlns:m="http://schemas.openxmlformats.org/officeDocument/2006/math" xmlns:v="urn:schemas-microsoft-com:vml" xmlns:wp14="http://schemas.microsoft.com/office/word/2010/wordprocessingDrawing" xmlns:wp="http://schemas.openxmlformats.org/drawingml/2006/wordprocessingDrawing" xmlns:w10="urn:schemas-microsoft-com:office:word" xmlns:w="http://schemas.openxmlformats.org/wordprocessingml/2006/main" xmlns:w14="http://schemas.microsoft.com/office/word/2010/wordml" xmlns:w15="http://schemas.microsoft.com/office/word/2012/wordml" xmlns:w16cex="http://schemas.microsoft.com/office/word/2018/wordml/cex" xmlns:w16cid="http://schemas.microsoft.com/office/word/2016/wordml/cid" xmlns:w16="http://schemas.microsoft.com/office/word/2018/wordml" xmlns:w16du="http://schemas.microsoft.com/office/word/2023/wordml/word16du" xmlns:w16sdtdh="http://schemas.microsoft.com/office/word/2020/wordml/sdtdatahash" xmlns:w16sdtfl="http://schemas.microsoft.com/office/word/2024/wordml/sdtformatlock" xmlns:w16se="http://schemas.microsoft.com/office/word/2015/wordml/symex" xmlns:wpg="http://schemas.microsoft.com/office/word/2010/wordprocessingGroup" xmlns:wpi="http://schemas.microsoft.com/office/word/2010/wordprocessingInk" xmlns:wne="http://schemas.microsoft.com/office/word/2006/wordml" xmlns:wps="http://schemas.microsoft.com/office/word/2010/wordprocessingShape" mc:Ignorable="w14 w15 w16se w16cid w16 w16cex w16sdtdh w16sdtfl w16du wp14">
+<w:hdr xmlns:wpc="http://schemas.microsoft.com/office/word/2010/wordprocessingCanvas" xmlns:cx="http://schemas.microsoft.com/office/drawing/2014/chartex" xmlns:cx1="http://schemas.microsoft.com/office/drawing/2015/9/8/chartex" xmlns:cx2="http://schemas.microsoft.com/office/drawing/2015/10/21/chartex" xmlns:cx3="http://schemas.microsoft.com/office/drawing/2016/5/9/chartex" xmlns:cx4="http://schemas.microsoft.com/office/drawing/2016/5/10/chartex" xmlns:cx5="http://schemas.microsoft.com/office/drawing/2016/5/11/chartex" xmlns:cx6="http://schemas.microsoft.com/office/drawing/2016/5/12/chartex" xmlns:cx7="http://schemas.microsoft.com/office/drawing/2016/5/13/chartex" xmlns:cx8="http://schemas.microsoft.com/office/drawing/2016/5/14/chartex" xmlns:mc="http://schemas.openxmlformats.org/markup-compatibility/2006" xmlns:m="http://schemas.openxmlformats.org/officeDocument/2006/math" xmlns:aink="http://schemas.microsoft.com/office/drawing/2016/ink" xmlns:am3d="http://schemas.microsoft.com/office/drawing/2017/model3d" xmlns:oel="http://schemas.microsoft.com/office/2019/extlst" xmlns:r="http://schemas.openxmlformats.org/officeDocument/2006/relationships" xmlns:wp14="http://schemas.microsoft.com/office/word/2010/wordprocessingDrawing" xmlns:wp="http://schemas.openxmlformats.org/drawingml/2006/wordprocessingDrawing" xmlns:wpg="http://schemas.microsoft.com/office/word/2010/wordprocessingGroup" xmlns:wpi="http://schemas.microsoft.com/office/word/2010/wordprocessingInk" xmlns:wps="http://schemas.microsoft.com/office/word/2010/wordprocessingShape" xmlns:o="urn:schemas-microsoft-com:office:office" xmlns:v="urn:schemas-microsoft-com:vml" xmlns:w10="urn:schemas-microsoft-com:office:word" xmlns:w="http://schemas.openxmlformats.org/wordprocessingml/2006/main" xmlns:w14="http://schemas.microsoft.com/office/word/2010/wordml" xmlns:w15="http://schemas.microsoft.com/office/word/2012/wordml" xmlns:w16cei="http://schemas.microsoft.com/office/word/2026/wordml/cei" xmlns:w16cex="http://schemas.microsoft.com/office/word/2018/wordml/cex" xmlns:w16cid="http://schemas.microsoft.com/office/word/2016/wordml/cid" xmlns:w16="http://schemas.microsoft.com/office/word/2018/wordml" xmlns:w16sdtdh="http://schemas.microsoft.com/office/word/2020/wordml/sdtdatahash" xmlns:w16sdtfl="http://schemas.microsoft.com/office/word/2024/wordml/sdtformatlock" xmlns:w16se="http://schemas.microsoft.com/office/word/2015/wordml/symex" xmlns:w16du="http://schemas.microsoft.com/office/word/2023/wordml/word16du" xmlns:wne="http://schemas.microsoft.com/office/word/2006/wordml" mc:Ignorable="w14 w15 w16se w16cid w16 w16cex w16sdtdh w16sdtfl w16du wp14">
   <w:sdt>
     <w:sdtPr>
       <w:rPr>
@@ -4827,7 +4871,7 @@
 </file>
 
 <file path=word/header2.xml><?xml version="1.0" encoding="utf-8"?>
-<w:hdr xmlns:wpc="http://schemas.microsoft.com/office/word/2010/wordprocessingCanvas" xmlns:cx="http://schemas.microsoft.com/office/drawing/2014/chartex" xmlns:cx1="http://schemas.microsoft.com/office/drawing/2015/9/8/chartex" xmlns:cx2="http://schemas.microsoft.com/office/drawing/2015/10/21/chartex" xmlns:cx3="http://schemas.microsoft.com/office/drawing/2016/5/9/chartex" xmlns:cx4="http://schemas.microsoft.com/office/drawing/2016/5/10/chartex" xmlns:cx5="http://schemas.microsoft.com/office/drawing/2016/5/11/chartex" xmlns:cx6="http://schemas.microsoft.com/office/drawing/2016/5/12/chartex" xmlns:cx7="http://schemas.microsoft.com/office/drawing/2016/5/13/chartex" xmlns:cx8="http://schemas.microsoft.com/office/drawing/2016/5/14/chartex" xmlns:mc="http://schemas.openxmlformats.org/markup-compatibility/2006" xmlns:aink="http://schemas.microsoft.com/office/drawing/2016/ink" xmlns:am3d="http://schemas.microsoft.com/office/drawing/2017/model3d" xmlns:o="urn:schemas-microsoft-com:office:office" xmlns:oel="http://schemas.microsoft.com/office/2019/extlst" xmlns:r="http://schemas.openxmlformats.org/officeDocument/2006/relationships" xmlns:m="http://schemas.openxmlformats.org/officeDocument/2006/math" xmlns:v="urn:schemas-microsoft-com:vml" xmlns:wp14="http://schemas.microsoft.com/office/word/2010/wordprocessingDrawing" xmlns:wp="http://schemas.openxmlformats.org/drawingml/2006/wordprocessingDrawing" xmlns:w10="urn:schemas-microsoft-com:office:word" xmlns:w="http://schemas.openxmlformats.org/wordprocessingml/2006/main" xmlns:w14="http://schemas.microsoft.com/office/word/2010/wordml" xmlns:w15="http://schemas.microsoft.com/office/word/2012/wordml" xmlns:w16cex="http://schemas.microsoft.com/office/word/2018/wordml/cex" xmlns:w16cid="http://schemas.microsoft.com/office/word/2016/wordml/cid" xmlns:w16="http://schemas.microsoft.com/office/word/2018/wordml" xmlns:w16du="http://schemas.microsoft.com/office/word/2023/wordml/word16du" xmlns:w16sdtdh="http://schemas.microsoft.com/office/word/2020/wordml/sdtdatahash" xmlns:w16sdtfl="http://schemas.microsoft.com/office/word/2024/wordml/sdtformatlock" xmlns:w16se="http://schemas.microsoft.com/office/word/2015/wordml/symex" xmlns:wpg="http://schemas.microsoft.com/office/word/2010/wordprocessingGroup" xmlns:wpi="http://schemas.microsoft.com/office/word/2010/wordprocessingInk" xmlns:wne="http://schemas.microsoft.com/office/word/2006/wordml" xmlns:wps="http://schemas.microsoft.com/office/word/2010/wordprocessingShape" mc:Ignorable="w14 w15 w16se w16cid w16 w16cex w16sdtdh w16sdtfl w16du wp14">
+<w:hdr xmlns:wpc="http://schemas.microsoft.com/office/word/2010/wordprocessingCanvas" xmlns:cx="http://schemas.microsoft.com/office/drawing/2014/chartex" xmlns:cx1="http://schemas.microsoft.com/office/drawing/2015/9/8/chartex" xmlns:cx2="http://schemas.microsoft.com/office/drawing/2015/10/21/chartex" xmlns:cx3="http://schemas.microsoft.com/office/drawing/2016/5/9/chartex" xmlns:cx4="http://schemas.microsoft.com/office/drawing/2016/5/10/chartex" xmlns:cx5="http://schemas.microsoft.com/office/drawing/2016/5/11/chartex" xmlns:cx6="http://schemas.microsoft.com/office/drawing/2016/5/12/chartex" xmlns:cx7="http://schemas.microsoft.com/office/drawing/2016/5/13/chartex" xmlns:cx8="http://schemas.microsoft.com/office/drawing/2016/5/14/chartex" xmlns:mc="http://schemas.openxmlformats.org/markup-compatibility/2006" xmlns:m="http://schemas.openxmlformats.org/officeDocument/2006/math" xmlns:aink="http://schemas.microsoft.com/office/drawing/2016/ink" xmlns:am3d="http://schemas.microsoft.com/office/drawing/2017/model3d" xmlns:oel="http://schemas.microsoft.com/office/2019/extlst" xmlns:r="http://schemas.openxmlformats.org/officeDocument/2006/relationships" xmlns:wp14="http://schemas.microsoft.com/office/word/2010/wordprocessingDrawing" xmlns:wp="http://schemas.openxmlformats.org/drawingml/2006/wordprocessingDrawing" xmlns:wpg="http://schemas.microsoft.com/office/word/2010/wordprocessingGroup" xmlns:wpi="http://schemas.microsoft.com/office/word/2010/wordprocessingInk" xmlns:wps="http://schemas.microsoft.com/office/word/2010/wordprocessingShape" xmlns:o="urn:schemas-microsoft-com:office:office" xmlns:v="urn:schemas-microsoft-com:vml" xmlns:w10="urn:schemas-microsoft-com:office:word" xmlns:w="http://schemas.openxmlformats.org/wordprocessingml/2006/main" xmlns:w14="http://schemas.microsoft.com/office/word/2010/wordml" xmlns:w15="http://schemas.microsoft.com/office/word/2012/wordml" xmlns:w16cei="http://schemas.microsoft.com/office/word/2026/wordml/cei" xmlns:w16cex="http://schemas.microsoft.com/office/word/2018/wordml/cex" xmlns:w16cid="http://schemas.microsoft.com/office/word/2016/wordml/cid" xmlns:w16="http://schemas.microsoft.com/office/word/2018/wordml" xmlns:w16sdtdh="http://schemas.microsoft.com/office/word/2020/wordml/sdtdatahash" xmlns:w16sdtfl="http://schemas.microsoft.com/office/word/2024/wordml/sdtformatlock" xmlns:w16se="http://schemas.microsoft.com/office/word/2015/wordml/symex" xmlns:w16du="http://schemas.microsoft.com/office/word/2023/wordml/word16du" xmlns:wne="http://schemas.microsoft.com/office/word/2006/wordml" mc:Ignorable="w14 w15 w16se w16cid w16 w16cex w16sdtdh w16sdtfl w16du wp14">
   <w:sdt>
     <w:sdtPr>
       <w:rPr>
@@ -4891,7 +4935,7 @@
 </file>
 
 <file path=word/styles.xml><?xml version="1.0" encoding="utf-8"?>
-<w:styles xmlns:mc="http://schemas.openxmlformats.org/markup-compatibility/2006" xmlns:r="http://schemas.openxmlformats.org/officeDocument/2006/relationships" xmlns:w="http://schemas.openxmlformats.org/wordprocessingml/2006/main" xmlns:w14="http://schemas.microsoft.com/office/word/2010/wordml" xmlns:w15="http://schemas.microsoft.com/office/word/2012/wordml" xmlns:w16cex="http://schemas.microsoft.com/office/word/2018/wordml/cex" xmlns:w16cid="http://schemas.microsoft.com/office/word/2016/wordml/cid" xmlns:w16="http://schemas.microsoft.com/office/word/2018/wordml" xmlns:w16du="http://schemas.microsoft.com/office/word/2023/wordml/word16du" xmlns:w16sdtdh="http://schemas.microsoft.com/office/word/2020/wordml/sdtdatahash" xmlns:w16sdtfl="http://schemas.microsoft.com/office/word/2024/wordml/sdtformatlock" xmlns:w16se="http://schemas.microsoft.com/office/word/2015/wordml/symex" mc:Ignorable="w14 w15 w16se w16cid w16 w16cex w16sdtdh w16sdtfl w16du">
+<w:styles xmlns:mc="http://schemas.openxmlformats.org/markup-compatibility/2006" xmlns:r="http://schemas.openxmlformats.org/officeDocument/2006/relationships" xmlns:w="http://schemas.openxmlformats.org/wordprocessingml/2006/main" xmlns:w14="http://schemas.microsoft.com/office/word/2010/wordml" xmlns:w15="http://schemas.microsoft.com/office/word/2012/wordml" xmlns:w16cex="http://schemas.microsoft.com/office/word/2018/wordml/cex" xmlns:w16cid="http://schemas.microsoft.com/office/word/2016/wordml/cid" xmlns:w16="http://schemas.microsoft.com/office/word/2018/wordml" xmlns:w16sdtdh="http://schemas.microsoft.com/office/word/2020/wordml/sdtdatahash" xmlns:w16sdtfl="http://schemas.microsoft.com/office/word/2024/wordml/sdtformatlock" xmlns:w16se="http://schemas.microsoft.com/office/word/2015/wordml/symex" xmlns:w16du="http://schemas.microsoft.com/office/word/2023/wordml/word16du" mc:Ignorable="w14 w15 w16se w16cid w16 w16cex w16sdtdh w16sdtfl w16du">
   <w:docDefaults>
     <w:rPrDefault>
       <w:rPr>
